--- a/自学/考える技術・書く技術/20260617_考える技術・書く技術ワークブック.docx
+++ b/自学/考える技術・書く技術/20260617_考える技術・書く技術ワークブック.docx
@@ -48,7 +48,25 @@
         <w:rPr>
           <w:rFonts w:hint="eastAsia"/>
         </w:rPr>
-        <w:t>5/28（土）に日程変更となった。鈴木さんには日程変更の了承を得ていて、ゴルフ場も予約済み。</w:t>
+        <w:t>5/28（土）に日程変更と</w:t>
+      </w:r>
+      <w:r>
+        <w:rPr>
+          <w:rFonts w:hint="eastAsia"/>
+        </w:rPr>
+        <w:t>なりました。</w:t>
+      </w:r>
+      <w:r>
+        <w:rPr>
+          <w:rFonts w:hint="eastAsia"/>
+        </w:rPr>
+        <w:t>鈴木さんには日程変更の了承を得ていて、ゴルフ場も予約済み</w:t>
+      </w:r>
+      <w:r>
+        <w:rPr>
+          <w:rFonts w:hint="eastAsia"/>
+        </w:rPr>
+        <w:t>です。</w:t>
       </w:r>
     </w:p>
     <w:p>
@@ -61,15 +79,1572 @@
     </w:p>
     <w:p>
       <w:pPr>
-        <w:rPr>
-          <w:rFonts w:hint="eastAsia"/>
-        </w:rPr>
-      </w:pPr>
-    </w:p>
-    <w:p/>
-    <w:p/>
-    <w:p/>
-    <w:p/>
+        <w:pStyle w:val="2"/>
+      </w:pPr>
+      <w:r>
+        <w:rPr>
+          <w:rFonts w:hint="eastAsia"/>
+        </w:rPr>
+        <w:lastRenderedPageBreak/>
+        <w:t>演習課題　グループ化の論理</w:t>
+      </w:r>
+    </w:p>
+    <w:p>
+      <w:pPr>
+        <w:pStyle w:val="a9"/>
+        <w:numPr>
+          <w:ilvl w:val="0"/>
+          <w:numId w:val="1"/>
+        </w:numPr>
+      </w:pPr>
+      <w:r>
+        <w:rPr>
+          <w:rFonts w:hint="eastAsia"/>
+        </w:rPr>
+        <w:t>爬虫類</w:t>
+      </w:r>
+    </w:p>
+    <w:p>
+      <w:pPr>
+        <w:pStyle w:val="a9"/>
+        <w:numPr>
+          <w:ilvl w:val="0"/>
+          <w:numId w:val="1"/>
+        </w:numPr>
+      </w:pPr>
+      <w:r>
+        <w:rPr>
+          <w:rFonts w:hint="eastAsia"/>
+        </w:rPr>
+        <w:t>家電</w:t>
+      </w:r>
+    </w:p>
+    <w:p>
+      <w:pPr>
+        <w:pStyle w:val="a9"/>
+        <w:numPr>
+          <w:ilvl w:val="0"/>
+          <w:numId w:val="1"/>
+        </w:numPr>
+      </w:pPr>
+      <w:r>
+        <w:rPr>
+          <w:rFonts w:hint="eastAsia"/>
+        </w:rPr>
+        <w:t>霊長類</w:t>
+      </w:r>
+    </w:p>
+    <w:p>
+      <w:pPr>
+        <w:pStyle w:val="a9"/>
+        <w:numPr>
+          <w:ilvl w:val="0"/>
+          <w:numId w:val="1"/>
+        </w:numPr>
+      </w:pPr>
+      <w:r>
+        <w:rPr>
+          <w:rFonts w:hint="eastAsia"/>
+        </w:rPr>
+        <w:t>ヒト科以外の霊長類</w:t>
+      </w:r>
+    </w:p>
+    <w:p>
+      <w:pPr>
+        <w:pStyle w:val="a9"/>
+        <w:numPr>
+          <w:ilvl w:val="0"/>
+          <w:numId w:val="1"/>
+        </w:numPr>
+      </w:pPr>
+      <w:r>
+        <w:rPr>
+          <w:rFonts w:hint="eastAsia"/>
+        </w:rPr>
+        <w:t>20世紀後半の有名な洋画</w:t>
+      </w:r>
+    </w:p>
+    <w:p>
+      <w:pPr>
+        <w:pStyle w:val="a9"/>
+        <w:numPr>
+          <w:ilvl w:val="0"/>
+          <w:numId w:val="1"/>
+        </w:numPr>
+      </w:pPr>
+      <w:r>
+        <w:rPr>
+          <w:rFonts w:hint="eastAsia"/>
+        </w:rPr>
+        <w:t>社内制度</w:t>
+      </w:r>
+    </w:p>
+    <w:p>
+      <w:pPr>
+        <w:pStyle w:val="a9"/>
+        <w:numPr>
+          <w:ilvl w:val="0"/>
+          <w:numId w:val="1"/>
+        </w:numPr>
+      </w:pPr>
+      <w:r>
+        <w:rPr>
+          <w:rFonts w:hint="eastAsia"/>
+        </w:rPr>
+        <w:t>事業のパフォーマンス評価</w:t>
+      </w:r>
+    </w:p>
+    <w:p>
+      <w:pPr>
+        <w:pStyle w:val="a9"/>
+        <w:numPr>
+          <w:ilvl w:val="0"/>
+          <w:numId w:val="1"/>
+        </w:numPr>
+        <w:rPr>
+          <w:rFonts w:hint="eastAsia"/>
+        </w:rPr>
+      </w:pPr>
+      <w:r>
+        <w:rPr>
+          <w:rFonts w:hint="eastAsia"/>
+        </w:rPr>
+        <w:t>コンビニチェーン大手の売上げ推移の比較</w:t>
+      </w:r>
+    </w:p>
+    <w:p>
+      <w:pPr>
+        <w:widowControl/>
+      </w:pPr>
+      <w:r>
+        <w:br w:type="page"/>
+      </w:r>
+    </w:p>
+    <w:p>
+      <w:pPr>
+        <w:pStyle w:val="2"/>
+      </w:pPr>
+      <w:r>
+        <w:rPr>
+          <w:rFonts w:hint="eastAsia"/>
+        </w:rPr>
+        <w:lastRenderedPageBreak/>
+        <w:t>演習課題　So What？</w:t>
+      </w:r>
+    </w:p>
+    <w:p>
+      <w:pPr>
+        <w:pStyle w:val="a9"/>
+        <w:numPr>
+          <w:ilvl w:val="0"/>
+          <w:numId w:val="2"/>
+        </w:numPr>
+      </w:pPr>
+      <w:r>
+        <w:rPr>
+          <w:rFonts w:hint="eastAsia"/>
+        </w:rPr>
+        <w:t>今日は雨が降りそう。よって、傘を持っていく。</w:t>
+      </w:r>
+    </w:p>
+    <w:p>
+      <w:pPr>
+        <w:pStyle w:val="a9"/>
+        <w:numPr>
+          <w:ilvl w:val="0"/>
+          <w:numId w:val="2"/>
+        </w:numPr>
+      </w:pPr>
+      <w:r>
+        <w:rPr>
+          <w:rFonts w:hint="eastAsia"/>
+        </w:rPr>
+        <w:t>今日は雨が降る。しかし、</w:t>
+      </w:r>
+      <w:r>
+        <w:rPr>
+          <w:rFonts w:hint="eastAsia"/>
+        </w:rPr>
+        <w:t>今日は迎えに行けない。よって、一人で帰ってくる算段をつけてほしい（傘を持っていく、バスで駅まで向かう等）。</w:t>
+      </w:r>
+    </w:p>
+    <w:p>
+      <w:pPr>
+        <w:pStyle w:val="a9"/>
+        <w:numPr>
+          <w:ilvl w:val="0"/>
+          <w:numId w:val="2"/>
+        </w:numPr>
+      </w:pPr>
+      <w:r>
+        <w:rPr>
+          <w:rFonts w:hint="eastAsia"/>
+        </w:rPr>
+        <w:t>北海道が投資対象として魅力的である。よって、北海道への投資をお勧めする。</w:t>
+      </w:r>
+    </w:p>
+    <w:p>
+      <w:pPr>
+        <w:pStyle w:val="a9"/>
+        <w:numPr>
+          <w:ilvl w:val="0"/>
+          <w:numId w:val="2"/>
+        </w:numPr>
+      </w:pPr>
+      <w:r>
+        <w:rPr>
+          <w:rFonts w:hint="eastAsia"/>
+        </w:rPr>
+        <w:t>X事業は赤字になる見込みである。よって、X事業の売上を向上させるか、コストを下げる施策が必要。</w:t>
+      </w:r>
+    </w:p>
+    <w:p>
+      <w:pPr>
+        <w:pStyle w:val="a9"/>
+        <w:numPr>
+          <w:ilvl w:val="0"/>
+          <w:numId w:val="2"/>
+        </w:numPr>
+      </w:pPr>
+      <w:r>
+        <w:rPr>
+          <w:rFonts w:hint="eastAsia"/>
+        </w:rPr>
+        <w:t>A事業部の将来が暗い。よって、A事業への投資を続けるか、撤退するかの検討が必要である。</w:t>
+      </w:r>
+    </w:p>
+    <w:p>
+      <w:pPr>
+        <w:widowControl/>
+      </w:pPr>
+      <w:r>
+        <w:br w:type="page"/>
+      </w:r>
+    </w:p>
+    <w:p>
+      <w:pPr>
+        <w:pStyle w:val="2"/>
+        <w:rPr>
+          <w:rFonts w:hint="eastAsia"/>
+        </w:rPr>
+      </w:pPr>
+      <w:r>
+        <w:rPr>
+          <w:rFonts w:hint="eastAsia"/>
+        </w:rPr>
+        <w:lastRenderedPageBreak/>
+        <w:t>演習課題　ロジックチェック</w:t>
+      </w:r>
+    </w:p>
+    <w:p>
+      <w:pPr>
+        <w:pStyle w:val="a9"/>
+        <w:numPr>
+          <w:ilvl w:val="0"/>
+          <w:numId w:val="3"/>
+        </w:numPr>
+      </w:pPr>
+      <w:r>
+        <w:t>“</w:t>
+      </w:r>
+      <w:r>
+        <w:rPr>
+          <w:rFonts w:hint="eastAsia"/>
+        </w:rPr>
+        <w:t>最近</w:t>
+      </w:r>
+      <w:r>
+        <w:t>”</w:t>
+      </w:r>
+      <w:r>
+        <w:rPr>
+          <w:rFonts w:hint="eastAsia"/>
+        </w:rPr>
+        <w:t>と</w:t>
+      </w:r>
+      <w:r>
+        <w:t>”</w:t>
+      </w:r>
+      <w:r>
+        <w:rPr>
+          <w:rFonts w:hint="eastAsia"/>
+        </w:rPr>
+        <w:t>伸びている</w:t>
+      </w:r>
+      <w:r>
+        <w:t>”</w:t>
+      </w:r>
+      <w:r>
+        <w:rPr>
+          <w:rFonts w:hint="eastAsia"/>
+        </w:rPr>
+        <w:t>があいまいな表現である。</w:t>
+      </w:r>
+      <w:r>
+        <w:rPr>
+          <w:rFonts w:hint="eastAsia"/>
+        </w:rPr>
+        <w:t>So What? がない。</w:t>
+      </w:r>
+      <w:r>
+        <w:rPr>
+          <w:rFonts w:hint="eastAsia"/>
+        </w:rPr>
+        <w:t>そもそも要約していない。</w:t>
+      </w:r>
+    </w:p>
+    <w:p>
+      <w:pPr>
+        <w:pStyle w:val="a9"/>
+        <w:numPr>
+          <w:ilvl w:val="0"/>
+          <w:numId w:val="3"/>
+        </w:numPr>
+      </w:pPr>
+      <w:r>
+        <w:t>“</w:t>
+      </w:r>
+      <w:r>
+        <w:rPr>
+          <w:rFonts w:hint="eastAsia"/>
+        </w:rPr>
+        <w:t>最近</w:t>
+      </w:r>
+      <w:r>
+        <w:t>”</w:t>
+      </w:r>
+      <w:r>
+        <w:rPr>
+          <w:rFonts w:hint="eastAsia"/>
+        </w:rPr>
+        <w:t>と</w:t>
+      </w:r>
+      <w:r>
+        <w:t>”</w:t>
+      </w:r>
+      <w:r>
+        <w:rPr>
+          <w:rFonts w:hint="eastAsia"/>
+        </w:rPr>
+        <w:t>伸びている</w:t>
+      </w:r>
+      <w:r>
+        <w:t>”</w:t>
+      </w:r>
+      <w:r>
+        <w:rPr>
+          <w:rFonts w:hint="eastAsia"/>
+        </w:rPr>
+        <w:t>があいまいな表現で</w:t>
+      </w:r>
+      <w:r>
+        <w:rPr>
+          <w:rFonts w:hint="eastAsia"/>
+        </w:rPr>
+        <w:t>ある。</w:t>
+      </w:r>
+      <w:r>
+        <w:rPr>
+          <w:rFonts w:hint="eastAsia"/>
+        </w:rPr>
+        <w:t>A社の売上から</w:t>
+      </w:r>
+      <w:r>
+        <w:rPr>
+          <w:rFonts w:hint="eastAsia"/>
+        </w:rPr>
+        <w:t>推測</w:t>
+      </w:r>
+      <w:r>
+        <w:rPr>
+          <w:rFonts w:hint="eastAsia"/>
+        </w:rPr>
+        <w:t>していることが抜け落ちている</w:t>
+      </w:r>
+      <w:r>
+        <w:rPr>
+          <w:rFonts w:hint="eastAsia"/>
+        </w:rPr>
+        <w:t>（そもそも判断根拠として足りる？）</w:t>
+      </w:r>
+      <w:r>
+        <w:rPr>
+          <w:rFonts w:hint="eastAsia"/>
+        </w:rPr>
+        <w:t>。</w:t>
+      </w:r>
+      <w:r>
+        <w:rPr>
+          <w:rFonts w:hint="eastAsia"/>
+        </w:rPr>
+        <w:t>So What? がない。</w:t>
+      </w:r>
+    </w:p>
+    <w:p>
+      <w:pPr>
+        <w:pStyle w:val="a9"/>
+        <w:numPr>
+          <w:ilvl w:val="0"/>
+          <w:numId w:val="3"/>
+        </w:numPr>
+      </w:pPr>
+      <w:r>
+        <w:rPr>
+          <w:rFonts w:hint="eastAsia"/>
+        </w:rPr>
+        <w:t>役員が年寄り</w:t>
+      </w:r>
+      <w:r>
+        <w:rPr>
+          <w:rFonts w:hint="eastAsia"/>
+        </w:rPr>
+        <w:t>であることが、</w:t>
+      </w:r>
+      <w:r>
+        <w:rPr>
+          <w:rFonts w:hint="eastAsia"/>
+        </w:rPr>
+        <w:t>新規事業の育成は難しいこと</w:t>
+      </w:r>
+      <w:r>
+        <w:rPr>
+          <w:rFonts w:hint="eastAsia"/>
+        </w:rPr>
+        <w:t>につながることの</w:t>
+      </w:r>
+      <w:r>
+        <w:rPr>
+          <w:rFonts w:hint="eastAsia"/>
+        </w:rPr>
+        <w:t>根拠がない。</w:t>
+      </w:r>
+      <w:r>
+        <w:rPr>
+          <w:rFonts w:hint="eastAsia"/>
+        </w:rPr>
+        <w:t>仮に根拠があったとして、年寄りの体制を転換させる案を述べるべき。</w:t>
+      </w:r>
+    </w:p>
+    <w:p>
+      <w:pPr>
+        <w:pStyle w:val="a9"/>
+        <w:numPr>
+          <w:ilvl w:val="0"/>
+          <w:numId w:val="3"/>
+        </w:numPr>
+      </w:pPr>
+      <w:r>
+        <w:t>“</w:t>
+      </w:r>
+      <w:r>
+        <w:rPr>
+          <w:rFonts w:hint="eastAsia"/>
+        </w:rPr>
+        <w:t>伸びている</w:t>
+      </w:r>
+      <w:r>
+        <w:t>”</w:t>
+      </w:r>
+      <w:r>
+        <w:rPr>
+          <w:rFonts w:hint="eastAsia"/>
+        </w:rPr>
+        <w:t>があいまいな表現である。A・B・C社のグループ化した特徴を用いて表現するべき。So What? がない。</w:t>
+      </w:r>
+    </w:p>
+    <w:p>
+      <w:pPr>
+        <w:pStyle w:val="a9"/>
+        <w:numPr>
+          <w:ilvl w:val="0"/>
+          <w:numId w:val="3"/>
+        </w:numPr>
+      </w:pPr>
+      <w:r>
+        <w:rPr>
+          <w:rFonts w:hint="eastAsia"/>
+        </w:rPr>
+        <w:t>売れ行きが伸びていることと、都心マンション市場の現状への理解のつながりがない。So What? とのつながりがない。</w:t>
+      </w:r>
+    </w:p>
+    <w:p>
+      <w:pPr>
+        <w:widowControl/>
+      </w:pPr>
+      <w:r>
+        <w:br w:type="page"/>
+      </w:r>
+    </w:p>
+    <w:p>
+      <w:pPr>
+        <w:pStyle w:val="2"/>
+        <w:rPr>
+          <w:rFonts w:hint="eastAsia"/>
+        </w:rPr>
+      </w:pPr>
+      <w:r>
+        <w:rPr>
+          <w:rFonts w:hint="eastAsia"/>
+        </w:rPr>
+        <w:lastRenderedPageBreak/>
+        <w:t>演習課題　台所用中性洗剤</w:t>
+      </w:r>
+    </w:p>
+    <w:p>
+      <w:pPr>
+        <w:pStyle w:val="a9"/>
+        <w:numPr>
+          <w:ilvl w:val="0"/>
+          <w:numId w:val="4"/>
+        </w:numPr>
+      </w:pPr>
+      <w:r>
+        <w:rPr>
+          <w:rFonts w:hint="eastAsia"/>
+        </w:rPr>
+        <w:t>主メッセージ：</w:t>
+      </w:r>
+      <w:r>
+        <w:br/>
+      </w:r>
+      <w:r>
+        <w:rPr>
+          <w:rFonts w:hint="eastAsia"/>
+        </w:rPr>
+        <w:t>定番として扱っている台所用中性洗剤</w:t>
+      </w:r>
+      <w:r>
+        <w:rPr>
+          <w:rFonts w:hint="eastAsia"/>
+        </w:rPr>
+        <w:t>の5</w:t>
+      </w:r>
+      <w:r>
+        <w:rPr>
+          <w:rFonts w:hint="eastAsia"/>
+        </w:rPr>
+        <w:t>ブランドうち、ABCの3ブランド以外</w:t>
+      </w:r>
+      <w:r>
+        <w:rPr>
+          <w:rFonts w:hint="eastAsia"/>
+        </w:rPr>
+        <w:t>で</w:t>
+      </w:r>
+      <w:r>
+        <w:rPr>
+          <w:rFonts w:hint="eastAsia"/>
+        </w:rPr>
+        <w:t>、</w:t>
+      </w:r>
+      <w:r>
+        <w:rPr>
+          <w:rFonts w:hint="eastAsia"/>
+        </w:rPr>
+        <w:t>ABCブランドと</w:t>
+      </w:r>
+      <w:r>
+        <w:rPr>
+          <w:rFonts w:hint="eastAsia"/>
+        </w:rPr>
+        <w:t>価格帯が異なる</w:t>
+      </w:r>
+      <w:r>
+        <w:rPr>
+          <w:rFonts w:hint="eastAsia"/>
+        </w:rPr>
+        <w:t>、</w:t>
+      </w:r>
+      <w:r>
+        <w:rPr>
+          <w:rFonts w:hint="eastAsia"/>
+        </w:rPr>
+        <w:t>除菌力の強さと泡切れの良さ以外をアピール</w:t>
+      </w:r>
+      <w:r>
+        <w:rPr>
+          <w:rFonts w:hint="eastAsia"/>
+        </w:rPr>
+        <w:t>している、サイズ展開が豊富等の特徴を持つ</w:t>
+      </w:r>
+      <w:r>
+        <w:rPr>
+          <w:rFonts w:hint="eastAsia"/>
+        </w:rPr>
+        <w:t>ブランドを導入すること</w:t>
+      </w:r>
+      <w:r>
+        <w:rPr>
+          <w:rFonts w:hint="eastAsia"/>
+        </w:rPr>
+        <w:t>で、台所用中性製剤の利益率を改善する。</w:t>
+      </w:r>
+    </w:p>
+    <w:p>
+      <w:pPr>
+        <w:rPr>
+          <w:rFonts w:hint="eastAsia"/>
+        </w:rPr>
+      </w:pPr>
+    </w:p>
+    <w:p>
+      <w:pPr>
+        <w:pStyle w:val="a9"/>
+        <w:numPr>
+          <w:ilvl w:val="0"/>
+          <w:numId w:val="4"/>
+        </w:numPr>
+      </w:pPr>
+      <w:r>
+        <w:rPr>
+          <w:rFonts w:hint="eastAsia"/>
+        </w:rPr>
+        <w:t>箇条書きポイントのメッセージのグループ化：</w:t>
+      </w:r>
+    </w:p>
+    <w:p>
+      <w:pPr>
+        <w:pStyle w:val="a9"/>
+        <w:numPr>
+          <w:ilvl w:val="1"/>
+          <w:numId w:val="4"/>
+        </w:numPr>
+      </w:pPr>
+      <w:r>
+        <w:rPr>
+          <w:rFonts w:hint="eastAsia"/>
+        </w:rPr>
+        <w:t>なぜならば、</w:t>
+      </w:r>
+      <w:r>
+        <w:rPr>
+          <w:rFonts w:hint="eastAsia"/>
+        </w:rPr>
+        <w:t>台所用中性洗剤カテゴリの</w:t>
+      </w:r>
+      <w:r>
+        <w:rPr>
+          <w:rFonts w:hint="eastAsia"/>
+        </w:rPr>
+        <w:t>利益率を改善する必要がある。(5)(7)</w:t>
+      </w:r>
+    </w:p>
+    <w:p>
+      <w:pPr>
+        <w:pStyle w:val="a9"/>
+        <w:numPr>
+          <w:ilvl w:val="2"/>
+          <w:numId w:val="4"/>
+        </w:numPr>
+      </w:pPr>
+      <w:r>
+        <w:rPr>
+          <w:rFonts w:hint="eastAsia"/>
+        </w:rPr>
+        <w:t>なぜならば、台所用中性洗剤カテゴリは他の家庭用品と比較して利益率が低いからである。(5)</w:t>
+      </w:r>
+    </w:p>
+    <w:p>
+      <w:pPr>
+        <w:pStyle w:val="a9"/>
+        <w:numPr>
+          <w:ilvl w:val="2"/>
+          <w:numId w:val="4"/>
+        </w:numPr>
+      </w:pPr>
+      <w:r>
+        <w:rPr>
+          <w:rFonts w:hint="eastAsia"/>
+        </w:rPr>
+        <w:t>なぜならば、台所用中性洗剤は販促用の客寄せ値引きに使用される確率が高いため、値引き前の利益率を高く設定するべきである。</w:t>
+      </w:r>
+      <w:r>
+        <w:rPr>
+          <w:rFonts w:hint="eastAsia"/>
+        </w:rPr>
+        <w:t>(7)</w:t>
+      </w:r>
+    </w:p>
+    <w:p>
+      <w:pPr>
+        <w:pStyle w:val="a9"/>
+        <w:numPr>
+          <w:ilvl w:val="1"/>
+          <w:numId w:val="4"/>
+        </w:numPr>
+      </w:pPr>
+      <w:r>
+        <w:rPr>
+          <w:rFonts w:hint="eastAsia"/>
+        </w:rPr>
+        <w:t>なぜならば、</w:t>
+      </w:r>
+      <w:r>
+        <w:rPr>
+          <w:rFonts w:hint="eastAsia"/>
+        </w:rPr>
+        <w:t>台所用中性洗剤カテゴリの</w:t>
+      </w:r>
+      <w:r>
+        <w:rPr>
+          <w:rFonts w:hint="eastAsia"/>
+        </w:rPr>
+        <w:t>定番のブランドラインナップを変更する必要がある。(1)(2)(4)</w:t>
+      </w:r>
+    </w:p>
+    <w:p>
+      <w:pPr>
+        <w:pStyle w:val="a9"/>
+        <w:numPr>
+          <w:ilvl w:val="2"/>
+          <w:numId w:val="4"/>
+        </w:numPr>
+      </w:pPr>
+      <w:r>
+        <w:rPr>
+          <w:rFonts w:hint="eastAsia"/>
+        </w:rPr>
+        <w:t>なぜならば、台所用中性洗剤カテゴリの定番ブランドの価格帯は同じである。</w:t>
+      </w:r>
+      <w:r>
+        <w:rPr>
+          <w:rFonts w:hint="eastAsia"/>
+        </w:rPr>
+        <w:t>(1)</w:t>
+      </w:r>
+    </w:p>
+    <w:p>
+      <w:pPr>
+        <w:pStyle w:val="a9"/>
+        <w:numPr>
+          <w:ilvl w:val="2"/>
+          <w:numId w:val="4"/>
+        </w:numPr>
+      </w:pPr>
+      <w:r>
+        <w:rPr>
+          <w:rFonts w:hint="eastAsia"/>
+        </w:rPr>
+        <w:t>なぜならば、</w:t>
+      </w:r>
+      <w:r>
+        <w:rPr>
+          <w:rFonts w:hint="eastAsia"/>
+        </w:rPr>
+        <w:t>台所用中性洗剤カテゴリの定番ブランドのアピールポイントは同じである。(2)</w:t>
+      </w:r>
+    </w:p>
+    <w:p>
+      <w:pPr>
+        <w:pStyle w:val="a9"/>
+        <w:numPr>
+          <w:ilvl w:val="2"/>
+          <w:numId w:val="4"/>
+        </w:numPr>
+      </w:pPr>
+      <w:r>
+        <w:rPr>
+          <w:rFonts w:hint="eastAsia"/>
+        </w:rPr>
+        <w:t>なぜならば、</w:t>
+      </w:r>
+      <w:r>
+        <w:rPr>
+          <w:rFonts w:hint="eastAsia"/>
+        </w:rPr>
+        <w:t>台所用中性洗剤カテゴリの定番ブランドの</w:t>
+      </w:r>
+      <w:r>
+        <w:rPr>
+          <w:rFonts w:hint="eastAsia"/>
+        </w:rPr>
+        <w:t>サイズ</w:t>
+      </w:r>
+      <w:r>
+        <w:rPr>
+          <w:rFonts w:hint="eastAsia"/>
+        </w:rPr>
+        <w:t>は同じである。</w:t>
+      </w:r>
+      <w:r>
+        <w:rPr>
+          <w:rFonts w:hint="eastAsia"/>
+        </w:rPr>
+        <w:t>(4)</w:t>
+      </w:r>
+    </w:p>
+    <w:p>
+      <w:pPr>
+        <w:pStyle w:val="a9"/>
+        <w:numPr>
+          <w:ilvl w:val="1"/>
+          <w:numId w:val="4"/>
+        </w:numPr>
+      </w:pPr>
+      <w:r>
+        <w:rPr>
+          <w:rFonts w:hint="eastAsia"/>
+        </w:rPr>
+        <w:t>なぜならば、</w:t>
+      </w:r>
+      <w:r>
+        <w:rPr>
+          <w:rFonts w:hint="eastAsia"/>
+        </w:rPr>
+        <w:t>台所用中性洗剤カテゴリの定番である</w:t>
+      </w:r>
+      <w:r>
+        <w:rPr>
+          <w:rFonts w:hint="eastAsia"/>
+        </w:rPr>
+        <w:t>5ブランドのうち</w:t>
+      </w:r>
+      <w:r>
+        <w:rPr>
+          <w:rFonts w:hint="eastAsia"/>
+        </w:rPr>
+        <w:t>、</w:t>
+      </w:r>
+      <w:r>
+        <w:rPr>
+          <w:rFonts w:hint="eastAsia"/>
+        </w:rPr>
+        <w:t>ABCブランドは残す必要がある。(3)(6)</w:t>
+      </w:r>
+    </w:p>
+    <w:p>
+      <w:pPr>
+        <w:pStyle w:val="a9"/>
+        <w:numPr>
+          <w:ilvl w:val="2"/>
+          <w:numId w:val="4"/>
+        </w:numPr>
+        <w:rPr>
+          <w:rFonts w:hint="eastAsia"/>
+        </w:rPr>
+      </w:pPr>
+      <w:r>
+        <w:rPr>
+          <w:rFonts w:hint="eastAsia"/>
+        </w:rPr>
+        <w:t>なぜならば、台所用中性洗剤カテゴリの定番である5ブランドのうち、ABCブランドで</w:t>
+      </w:r>
+      <w:r>
+        <w:rPr>
+          <w:rFonts w:hint="eastAsia"/>
+        </w:rPr>
+        <w:t>カテゴリ売上げの82%を占めるためである。</w:t>
+      </w:r>
+      <w:r>
+        <w:rPr>
+          <w:rFonts w:hint="eastAsia"/>
+        </w:rPr>
+        <w:t>(3)</w:t>
+      </w:r>
+    </w:p>
+    <w:p>
+      <w:pPr>
+        <w:pStyle w:val="a9"/>
+        <w:numPr>
+          <w:ilvl w:val="2"/>
+          <w:numId w:val="4"/>
+        </w:numPr>
+      </w:pPr>
+      <w:r>
+        <w:rPr>
+          <w:rFonts w:hint="eastAsia"/>
+        </w:rPr>
+        <w:t>なぜならば、</w:t>
+      </w:r>
+      <w:r>
+        <w:rPr>
+          <w:rFonts w:hint="eastAsia"/>
+        </w:rPr>
+        <w:t>台所用中性洗剤カテゴリの定番である5ブランドのうち</w:t>
+      </w:r>
+      <w:r>
+        <w:rPr>
+          <w:rFonts w:hint="eastAsia"/>
+        </w:rPr>
+        <w:t>、ABCブランドでカテゴリ粗利益の85%を占めるためである。</w:t>
+      </w:r>
+      <w:r>
+        <w:rPr>
+          <w:rFonts w:hint="eastAsia"/>
+        </w:rPr>
+        <w:t>(6)</w:t>
+      </w:r>
+    </w:p>
+    <w:p>
+      <w:pPr>
+        <w:widowControl/>
+      </w:pPr>
+      <w:r>
+        <w:br w:type="page"/>
+      </w:r>
+    </w:p>
+    <w:p>
+      <w:pPr>
+        <w:pStyle w:val="a9"/>
+        <w:numPr>
+          <w:ilvl w:val="0"/>
+          <w:numId w:val="4"/>
+        </w:numPr>
+        <w:rPr>
+          <w:rFonts w:hint="eastAsia"/>
+        </w:rPr>
+      </w:pPr>
+      <w:r>
+        <w:rPr>
+          <w:rFonts w:hint="eastAsia"/>
+        </w:rPr>
+        <w:lastRenderedPageBreak/>
+        <w:t>ピラミッド作成：</w:t>
+      </w:r>
+    </w:p>
+    <w:p>
+      <w:pPr>
+        <w:pStyle w:val="a9"/>
+        <w:numPr>
+          <w:ilvl w:val="0"/>
+          <w:numId w:val="7"/>
+        </w:numPr>
+        <w:rPr>
+          <w:rFonts w:hint="eastAsia"/>
+        </w:rPr>
+      </w:pPr>
+      <w:r>
+        <w:rPr>
+          <w:rFonts w:hint="eastAsia"/>
+        </w:rPr>
+        <w:t>台所用中性洗剤カテゴリの定番ブランドのうち、売上の高いABCブランド</w:t>
+      </w:r>
+      <w:r>
+        <w:rPr>
+          <w:rFonts w:hint="eastAsia"/>
+        </w:rPr>
+        <w:t>のみにブランドラインナップを絞るべきである。</w:t>
+      </w:r>
+    </w:p>
+    <w:p>
+      <w:pPr>
+        <w:pStyle w:val="a9"/>
+        <w:numPr>
+          <w:ilvl w:val="0"/>
+          <w:numId w:val="6"/>
+        </w:numPr>
+      </w:pPr>
+      <w:r>
+        <w:rPr>
+          <w:rFonts w:hint="eastAsia"/>
+        </w:rPr>
+        <w:t>提案の理由として、</w:t>
+      </w:r>
+      <w:r>
+        <w:rPr>
+          <w:rFonts w:hint="eastAsia"/>
+        </w:rPr>
+        <w:t>台所用中性洗剤カテゴリの利益率</w:t>
+      </w:r>
+      <w:r>
+        <w:rPr>
+          <w:rFonts w:hint="eastAsia"/>
+        </w:rPr>
+        <w:t>改善が求められている点が挙げられる。</w:t>
+      </w:r>
+    </w:p>
+    <w:p>
+      <w:pPr>
+        <w:pStyle w:val="a9"/>
+        <w:numPr>
+          <w:ilvl w:val="1"/>
+          <w:numId w:val="8"/>
+        </w:numPr>
+      </w:pPr>
+      <w:r>
+        <w:rPr>
+          <w:rFonts w:hint="eastAsia"/>
+        </w:rPr>
+        <w:t>なぜならば、</w:t>
+      </w:r>
+      <w:r>
+        <w:rPr>
+          <w:rFonts w:hint="eastAsia"/>
+        </w:rPr>
+        <w:t>台所用中性洗剤カテゴリは他の家庭用品と比較して利益率が低い</w:t>
+      </w:r>
+      <w:r>
+        <w:rPr>
+          <w:rFonts w:hint="eastAsia"/>
+        </w:rPr>
+        <w:t>状況にある。</w:t>
+      </w:r>
+      <w:r>
+        <w:rPr>
+          <w:rFonts w:hint="eastAsia"/>
+        </w:rPr>
+        <w:t>(5)</w:t>
+      </w:r>
+    </w:p>
+    <w:p>
+      <w:pPr>
+        <w:pStyle w:val="a9"/>
+        <w:numPr>
+          <w:ilvl w:val="1"/>
+          <w:numId w:val="8"/>
+        </w:numPr>
+      </w:pPr>
+      <w:r>
+        <w:rPr>
+          <w:rFonts w:hint="eastAsia"/>
+        </w:rPr>
+        <w:t>なぜならば、</w:t>
+      </w:r>
+      <w:r>
+        <w:rPr>
+          <w:rFonts w:hint="eastAsia"/>
+        </w:rPr>
+        <w:t>台所用中性洗剤カテゴリ</w:t>
+      </w:r>
+      <w:r>
+        <w:rPr>
+          <w:rFonts w:hint="eastAsia"/>
+        </w:rPr>
+        <w:t>は値引き前の利益率を高く設定する</w:t>
+      </w:r>
+      <w:r>
+        <w:rPr>
+          <w:rFonts w:hint="eastAsia"/>
+        </w:rPr>
+        <w:t>べき状況にある。</w:t>
+      </w:r>
+      <w:r>
+        <w:rPr>
+          <w:rFonts w:hint="eastAsia"/>
+        </w:rPr>
+        <w:t>(7)</w:t>
+      </w:r>
+    </w:p>
+    <w:p>
+      <w:pPr>
+        <w:pStyle w:val="a9"/>
+        <w:numPr>
+          <w:ilvl w:val="0"/>
+          <w:numId w:val="6"/>
+        </w:numPr>
+      </w:pPr>
+      <w:r>
+        <w:rPr>
+          <w:rFonts w:hint="eastAsia"/>
+        </w:rPr>
+        <w:t>提案の理由として、</w:t>
+      </w:r>
+      <w:r>
+        <w:rPr>
+          <w:rFonts w:hint="eastAsia"/>
+        </w:rPr>
+        <w:t>台所用中性洗剤カテゴリの定番ブランドラインナップ</w:t>
+      </w:r>
+      <w:r>
+        <w:rPr>
+          <w:rFonts w:hint="eastAsia"/>
+        </w:rPr>
+        <w:t>の変更が求められている点が挙げられる。</w:t>
+      </w:r>
+    </w:p>
+    <w:p>
+      <w:pPr>
+        <w:pStyle w:val="a9"/>
+        <w:numPr>
+          <w:ilvl w:val="1"/>
+          <w:numId w:val="9"/>
+        </w:numPr>
+      </w:pPr>
+      <w:r>
+        <w:rPr>
+          <w:rFonts w:hint="eastAsia"/>
+        </w:rPr>
+        <w:t>なぜならば、</w:t>
+      </w:r>
+      <w:r>
+        <w:rPr>
+          <w:rFonts w:hint="eastAsia"/>
+        </w:rPr>
+        <w:t>台所用中性洗剤カテゴリの定番ブランドの価格帯は同じである</w:t>
+      </w:r>
+      <w:r>
+        <w:rPr>
+          <w:rFonts w:hint="eastAsia"/>
+        </w:rPr>
+        <w:t>。</w:t>
+      </w:r>
+      <w:r>
+        <w:rPr>
+          <w:rFonts w:hint="eastAsia"/>
+        </w:rPr>
+        <w:t>(1)</w:t>
+      </w:r>
+    </w:p>
+    <w:p>
+      <w:pPr>
+        <w:pStyle w:val="a9"/>
+        <w:numPr>
+          <w:ilvl w:val="1"/>
+          <w:numId w:val="9"/>
+        </w:numPr>
+      </w:pPr>
+      <w:r>
+        <w:rPr>
+          <w:rFonts w:hint="eastAsia"/>
+        </w:rPr>
+        <w:t>なぜならば、</w:t>
+      </w:r>
+      <w:r>
+        <w:rPr>
+          <w:rFonts w:hint="eastAsia"/>
+        </w:rPr>
+        <w:t>台所用中性洗剤カテゴリの定番ブランドのアピールポイントは同じである。</w:t>
+      </w:r>
+      <w:r>
+        <w:rPr>
+          <w:rFonts w:hint="eastAsia"/>
+        </w:rPr>
+        <w:t>(2)</w:t>
+      </w:r>
+    </w:p>
+    <w:p>
+      <w:pPr>
+        <w:pStyle w:val="a9"/>
+        <w:numPr>
+          <w:ilvl w:val="1"/>
+          <w:numId w:val="9"/>
+        </w:numPr>
+        <w:rPr>
+          <w:rFonts w:hint="eastAsia"/>
+        </w:rPr>
+      </w:pPr>
+      <w:r>
+        <w:rPr>
+          <w:rFonts w:hint="eastAsia"/>
+        </w:rPr>
+        <w:t>なぜならば、</w:t>
+      </w:r>
+      <w:r>
+        <w:rPr>
+          <w:rFonts w:hint="eastAsia"/>
+        </w:rPr>
+        <w:t>台所用中性洗剤カテゴリの定番ブランドのサイズは同じである。</w:t>
+      </w:r>
+      <w:r>
+        <w:rPr>
+          <w:rFonts w:hint="eastAsia"/>
+        </w:rPr>
+        <w:t>(4)</w:t>
+      </w:r>
+    </w:p>
+    <w:p>
+      <w:pPr>
+        <w:pStyle w:val="a9"/>
+        <w:numPr>
+          <w:ilvl w:val="0"/>
+          <w:numId w:val="6"/>
+        </w:numPr>
+      </w:pPr>
+      <w:r>
+        <w:rPr>
+          <w:rFonts w:hint="eastAsia"/>
+        </w:rPr>
+        <w:t>提案の理由として、</w:t>
+      </w:r>
+      <w:r>
+        <w:rPr>
+          <w:rFonts w:hint="eastAsia"/>
+        </w:rPr>
+        <w:t>台所用中性</w:t>
+      </w:r>
+      <w:r>
+        <w:rPr>
+          <w:rFonts w:hint="eastAsia"/>
+        </w:rPr>
+        <w:t>洗剤カテゴリの中で、ABCブランドはこのまま定番ブランドとしての販売</w:t>
+      </w:r>
+      <w:r>
+        <w:rPr>
+          <w:rFonts w:hint="eastAsia"/>
+        </w:rPr>
+        <w:t>継続が求められている点が挙げられる。</w:t>
+      </w:r>
+    </w:p>
+    <w:p>
+      <w:pPr>
+        <w:pStyle w:val="a9"/>
+        <w:numPr>
+          <w:ilvl w:val="1"/>
+          <w:numId w:val="10"/>
+        </w:numPr>
+      </w:pPr>
+      <w:r>
+        <w:rPr>
+          <w:rFonts w:hint="eastAsia"/>
+        </w:rPr>
+        <w:t>なぜならば、</w:t>
+      </w:r>
+      <w:r>
+        <w:rPr>
+          <w:rFonts w:hint="eastAsia"/>
+        </w:rPr>
+        <w:t>台所用中性洗剤カテゴリの定番である</w:t>
+      </w:r>
+      <w:r>
+        <w:t>5ブランドのうち、ABCブランドでカテゴリ売上げの82%を占める</w:t>
+      </w:r>
+      <w:r>
+        <w:rPr>
+          <w:rFonts w:hint="eastAsia"/>
+        </w:rPr>
+        <w:t>。</w:t>
+      </w:r>
+      <w:r>
+        <w:rPr>
+          <w:rFonts w:hint="eastAsia"/>
+        </w:rPr>
+        <w:t>(3)</w:t>
+      </w:r>
+    </w:p>
+    <w:p>
+      <w:pPr>
+        <w:pStyle w:val="a9"/>
+        <w:numPr>
+          <w:ilvl w:val="1"/>
+          <w:numId w:val="10"/>
+        </w:numPr>
+      </w:pPr>
+      <w:r>
+        <w:rPr>
+          <w:rFonts w:hint="eastAsia"/>
+        </w:rPr>
+        <w:t>なぜならば、</w:t>
+      </w:r>
+      <w:r>
+        <w:rPr>
+          <w:rFonts w:hint="eastAsia"/>
+        </w:rPr>
+        <w:t>台所用中性洗剤カテゴリの定番である</w:t>
+      </w:r>
+      <w:r>
+        <w:t>5ブランドのうち、ABCブランドでカテゴリ粗利益の85%を占め</w:t>
+      </w:r>
+      <w:r>
+        <w:rPr>
+          <w:rFonts w:hint="eastAsia"/>
+        </w:rPr>
+        <w:t>る。</w:t>
+      </w:r>
+      <w:r>
+        <w:rPr>
+          <w:rFonts w:hint="eastAsia"/>
+        </w:rPr>
+        <w:t>(6)</w:t>
+      </w:r>
+    </w:p>
+    <w:p>
+      <w:pPr>
+        <w:widowControl/>
+      </w:pPr>
+      <w:r>
+        <w:br w:type="page"/>
+      </w:r>
+    </w:p>
+    <w:p>
+      <w:pPr>
+        <w:pStyle w:val="2"/>
+      </w:pPr>
+      <w:r>
+        <w:rPr>
+          <w:rFonts w:hint="eastAsia"/>
+        </w:rPr>
+        <w:lastRenderedPageBreak/>
+        <w:t>演習課題　読み手の疑問を考える</w:t>
+      </w:r>
+    </w:p>
+    <w:p>
+      <w:r>
+        <w:rPr>
+          <w:rFonts w:hint="eastAsia"/>
+        </w:rPr>
+        <w:t>その１</w:t>
+      </w:r>
+    </w:p>
+    <w:p>
+      <w:r>
+        <w:rPr>
+          <w:rFonts w:hint="eastAsia"/>
+        </w:rPr>
+        <w:t>O：9回裏を無失点に抑える</w:t>
+      </w:r>
+    </w:p>
+    <w:p>
+      <w:r>
+        <w:rPr>
+          <w:rFonts w:hint="eastAsia"/>
+        </w:rPr>
+        <w:t>P：江川の調子が下がっていることが問題だ</w:t>
+      </w:r>
+    </w:p>
+    <w:p>
+      <w:r>
+        <w:rPr>
+          <w:rFonts w:hint="eastAsia"/>
+        </w:rPr>
+        <w:t>Ｑ：江川を変えるべきだろうか</w:t>
+      </w:r>
+    </w:p>
+    <w:p>
+      <w:r>
+        <w:rPr>
+          <w:rFonts w:hint="eastAsia"/>
+        </w:rPr>
+        <w:t>Ａ：続投させるべき</w:t>
+      </w:r>
+    </w:p>
+    <w:p>
+      <w:pPr>
+        <w:rPr>
+          <w:rFonts w:hint="eastAsia"/>
+        </w:rPr>
+      </w:pPr>
+    </w:p>
+    <w:p>
+      <w:r>
+        <w:rPr>
+          <w:rFonts w:hint="eastAsia"/>
+        </w:rPr>
+        <w:t>その</w:t>
+      </w:r>
+      <w:r>
+        <w:rPr>
+          <w:rFonts w:hint="eastAsia"/>
+        </w:rPr>
+        <w:t>2</w:t>
+      </w:r>
+    </w:p>
+    <w:p>
+      <w:r>
+        <w:rPr>
+          <w:rFonts w:hint="eastAsia"/>
+        </w:rPr>
+        <w:t>O：</w:t>
+      </w:r>
+      <w:r>
+        <w:rPr>
+          <w:rFonts w:hint="eastAsia"/>
+        </w:rPr>
+        <w:t>今までと同じペースで在庫を売り続ける</w:t>
+      </w:r>
+    </w:p>
+    <w:p>
+      <w:r>
+        <w:rPr>
+          <w:rFonts w:hint="eastAsia"/>
+        </w:rPr>
+        <w:t>P：</w:t>
+      </w:r>
+      <w:r>
+        <w:rPr>
+          <w:rFonts w:hint="eastAsia"/>
+        </w:rPr>
+        <w:t>商品が売れなくなったことで、売り上げが減少したことが問題だ</w:t>
+      </w:r>
+    </w:p>
+    <w:p>
+      <w:r>
+        <w:rPr>
+          <w:rFonts w:hint="eastAsia"/>
+        </w:rPr>
+        <w:t>Ｑ：</w:t>
+      </w:r>
+      <w:r>
+        <w:rPr>
+          <w:rFonts w:hint="eastAsia"/>
+        </w:rPr>
+        <w:t>なぜ商品が売れなくなったのか</w:t>
+      </w:r>
+    </w:p>
+    <w:p>
+      <w:r>
+        <w:rPr>
+          <w:rFonts w:hint="eastAsia"/>
+        </w:rPr>
+        <w:t>Ａ：</w:t>
+      </w:r>
+      <w:r>
+        <w:rPr>
+          <w:rFonts w:hint="eastAsia"/>
+        </w:rPr>
+        <w:t>世間的なブームが過ぎ去ったから</w:t>
+      </w:r>
+    </w:p>
+    <w:p>
+      <w:pPr>
+        <w:rPr>
+          <w:rFonts w:hint="eastAsia"/>
+        </w:rPr>
+      </w:pPr>
+    </w:p>
+    <w:p>
+      <w:r>
+        <w:rPr>
+          <w:rFonts w:hint="eastAsia"/>
+        </w:rPr>
+        <w:t>その</w:t>
+      </w:r>
+      <w:r>
+        <w:rPr>
+          <w:rFonts w:hint="eastAsia"/>
+        </w:rPr>
+        <w:t>3</w:t>
+      </w:r>
+    </w:p>
+    <w:p>
+      <w:r>
+        <w:rPr>
+          <w:rFonts w:hint="eastAsia"/>
+        </w:rPr>
+        <w:t>O：</w:t>
+      </w:r>
+      <w:r>
+        <w:rPr>
+          <w:rFonts w:hint="eastAsia"/>
+        </w:rPr>
+        <w:t>業務用市場への進出を判断できる</w:t>
+      </w:r>
+    </w:p>
+    <w:p>
+      <w:r>
+        <w:rPr>
+          <w:rFonts w:hint="eastAsia"/>
+        </w:rPr>
+        <w:t>P：</w:t>
+      </w:r>
+      <w:r>
+        <w:rPr>
+          <w:rFonts w:hint="eastAsia"/>
+        </w:rPr>
+        <w:t>業務用市場が一体どういう状況なのかわからないことが問題だ</w:t>
+      </w:r>
+    </w:p>
+    <w:p>
+      <w:r>
+        <w:rPr>
+          <w:rFonts w:hint="eastAsia"/>
+        </w:rPr>
+        <w:t>Ｑ：</w:t>
+      </w:r>
+      <w:r>
+        <w:rPr>
+          <w:rFonts w:hint="eastAsia"/>
+        </w:rPr>
+        <w:t>業務用市場を知るためには何をすればいいか</w:t>
+      </w:r>
+    </w:p>
+    <w:p>
+      <w:r>
+        <w:rPr>
+          <w:rFonts w:hint="eastAsia"/>
+        </w:rPr>
+        <w:t>Ａ：</w:t>
+      </w:r>
+      <w:r>
+        <w:rPr>
+          <w:rFonts w:hint="eastAsia"/>
+        </w:rPr>
+        <w:t>ビザスクを用いたインタビューをする</w:t>
+      </w:r>
+    </w:p>
+    <w:p>
+      <w:pPr>
+        <w:rPr>
+          <w:rFonts w:hint="eastAsia"/>
+        </w:rPr>
+      </w:pPr>
+    </w:p>
+    <w:p>
+      <w:r>
+        <w:rPr>
+          <w:rFonts w:hint="eastAsia"/>
+        </w:rPr>
+        <w:t>その</w:t>
+      </w:r>
+      <w:r>
+        <w:rPr>
+          <w:rFonts w:hint="eastAsia"/>
+        </w:rPr>
+        <w:t>4</w:t>
+      </w:r>
+    </w:p>
+    <w:p>
+      <w:r>
+        <w:rPr>
+          <w:rFonts w:hint="eastAsia"/>
+        </w:rPr>
+        <w:t>O：</w:t>
+      </w:r>
+      <w:r>
+        <w:rPr>
+          <w:rFonts w:hint="eastAsia"/>
+        </w:rPr>
+        <w:t>社長が引退する</w:t>
+      </w:r>
+    </w:p>
+    <w:p>
+      <w:r>
+        <w:rPr>
+          <w:rFonts w:hint="eastAsia"/>
+        </w:rPr>
+        <w:t>P：</w:t>
+      </w:r>
+      <w:r>
+        <w:rPr>
+          <w:rFonts w:hint="eastAsia"/>
+        </w:rPr>
+        <w:t>社長に引退する気配はない</w:t>
+      </w:r>
+    </w:p>
+    <w:p>
+      <w:r>
+        <w:rPr>
+          <w:rFonts w:hint="eastAsia"/>
+        </w:rPr>
+        <w:t>Ｑ：</w:t>
+      </w:r>
+      <w:r>
+        <w:rPr>
+          <w:rFonts w:hint="eastAsia"/>
+        </w:rPr>
+        <w:t>どうすれば社長を引退させられるか</w:t>
+      </w:r>
+    </w:p>
+    <w:p>
+      <w:r>
+        <w:rPr>
+          <w:rFonts w:hint="eastAsia"/>
+        </w:rPr>
+        <w:t>Ａ：</w:t>
+      </w:r>
+      <w:r>
+        <w:rPr>
+          <w:rFonts w:hint="eastAsia"/>
+        </w:rPr>
+        <w:t>ハニートラップを仕掛ける</w:t>
+      </w:r>
+    </w:p>
+    <w:p>
+      <w:pPr>
+        <w:rPr>
+          <w:rFonts w:hint="eastAsia"/>
+        </w:rPr>
+      </w:pPr>
+    </w:p>
     <w:p>
       <w:pPr>
         <w:rPr>
@@ -85,6 +1660,1078 @@
     </w:sectPr>
   </w:body>
 </w:document>
+</file>
+
+<file path=word/numbering.xml><?xml version="1.0" encoding="utf-8"?>
+<w:numbering xmlns:wpc="http://schemas.microsoft.com/office/word/2010/wordprocessingCanvas" xmlns:cx="http://schemas.microsoft.com/office/drawing/2014/chartex" xmlns:cx1="http://schemas.microsoft.com/office/drawing/2015/9/8/chartex" xmlns:cx2="http://schemas.microsoft.com/office/drawing/2015/10/21/chartex" xmlns:cx3="http://schemas.microsoft.com/office/drawing/2016/5/9/chartex" xmlns:cx4="http://schemas.microsoft.com/office/drawing/2016/5/10/chartex" xmlns:cx5="http://schemas.microsoft.com/office/drawing/2016/5/11/chartex" xmlns:cx6="http://schemas.microsoft.com/office/drawing/2016/5/12/chartex" xmlns:cx7="http://schemas.microsoft.com/office/drawing/2016/5/13/chartex" xmlns:cx8="http://schemas.microsoft.com/office/drawing/2016/5/14/chartex" xmlns:mc="http://schemas.openxmlformats.org/markup-compatibility/2006" xmlns:aink="http://schemas.microsoft.com/office/drawing/2016/ink" xmlns:am3d="http://schemas.microsoft.com/office/drawing/2017/model3d" xmlns:o="urn:schemas-microsoft-com:office:office" xmlns:oel="http://schemas.microsoft.com/office/2019/extlst" xmlns:r="http://schemas.openxmlformats.org/officeDocument/2006/relationships" xmlns:m="http://schemas.openxmlformats.org/officeDocument/2006/math" xmlns:v="urn:schemas-microsoft-com:vml" xmlns:wp14="http://schemas.microsoft.com/office/word/2010/wordprocessingDrawing" xmlns:wp="http://schemas.openxmlformats.org/drawingml/2006/wordprocessingDrawing" xmlns:w10="urn:schemas-microsoft-com:office:word" xmlns:w="http://schemas.openxmlformats.org/wordprocessingml/2006/main" xmlns:w14="http://schemas.microsoft.com/office/word/2010/wordml" xmlns:w15="http://schemas.microsoft.com/office/word/2012/wordml" xmlns:w16cex="http://schemas.microsoft.com/office/word/2018/wordml/cex" xmlns:w16cid="http://schemas.microsoft.com/office/word/2016/wordml/cid" xmlns:w16="http://schemas.microsoft.com/office/word/2018/wordml" xmlns:w16du="http://schemas.microsoft.com/office/word/2023/wordml/word16du" xmlns:w16sdtdh="http://schemas.microsoft.com/office/word/2020/wordml/sdtdatahash" xmlns:w16sdtfl="http://schemas.microsoft.com/office/word/2024/wordml/sdtformatlock" xmlns:w16se="http://schemas.microsoft.com/office/word/2015/wordml/symex" xmlns:wpg="http://schemas.microsoft.com/office/word/2010/wordprocessingGroup" xmlns:wpi="http://schemas.microsoft.com/office/word/2010/wordprocessingInk" xmlns:wne="http://schemas.microsoft.com/office/word/2006/wordml" xmlns:wps="http://schemas.microsoft.com/office/word/2010/wordprocessingShape" mc:Ignorable="w14 w15 w16se w16cid w16 w16cex w16sdtdh w16sdtfl w16du wp14">
+  <w:abstractNum w:abstractNumId="0" w15:restartNumberingAfterBreak="0">
+    <w:nsid w:val="17F54055"/>
+    <w:multiLevelType w:val="hybridMultilevel"/>
+    <w:tmpl w:val="F1B8D844"/>
+    <w:lvl w:ilvl="0" w:tplc="8A50AD42">
+      <w:start w:val="1"/>
+      <w:numFmt w:val="decimal"/>
+      <w:lvlText w:val="%1."/>
+      <w:lvlJc w:val="left"/>
+      <w:pPr>
+        <w:ind w:left="360" w:hanging="360"/>
+      </w:pPr>
+      <w:rPr>
+        <w:rFonts w:hint="default"/>
+      </w:rPr>
+    </w:lvl>
+    <w:lvl w:ilvl="1" w:tplc="04090017">
+      <w:start w:val="1"/>
+      <w:numFmt w:val="aiueoFullWidth"/>
+      <w:lvlText w:val="(%2)"/>
+      <w:lvlJc w:val="left"/>
+      <w:pPr>
+        <w:ind w:left="880" w:hanging="440"/>
+      </w:pPr>
+    </w:lvl>
+    <w:lvl w:ilvl="2" w:tplc="0409000B">
+      <w:start w:val="1"/>
+      <w:numFmt w:val="bullet"/>
+      <w:lvlText w:val=""/>
+      <w:lvlJc w:val="left"/>
+      <w:pPr>
+        <w:ind w:left="1320" w:hanging="440"/>
+      </w:pPr>
+      <w:rPr>
+        <w:rFonts w:ascii="Wingdings" w:hAnsi="Wingdings" w:hint="default"/>
+      </w:rPr>
+    </w:lvl>
+    <w:lvl w:ilvl="3" w:tplc="0409000F" w:tentative="1">
+      <w:start w:val="1"/>
+      <w:numFmt w:val="decimal"/>
+      <w:lvlText w:val="%4."/>
+      <w:lvlJc w:val="left"/>
+      <w:pPr>
+        <w:ind w:left="1760" w:hanging="440"/>
+      </w:pPr>
+    </w:lvl>
+    <w:lvl w:ilvl="4" w:tplc="04090017" w:tentative="1">
+      <w:start w:val="1"/>
+      <w:numFmt w:val="aiueoFullWidth"/>
+      <w:lvlText w:val="(%5)"/>
+      <w:lvlJc w:val="left"/>
+      <w:pPr>
+        <w:ind w:left="2200" w:hanging="440"/>
+      </w:pPr>
+    </w:lvl>
+    <w:lvl w:ilvl="5" w:tplc="04090011" w:tentative="1">
+      <w:start w:val="1"/>
+      <w:numFmt w:val="decimalEnclosedCircle"/>
+      <w:lvlText w:val="%6"/>
+      <w:lvlJc w:val="left"/>
+      <w:pPr>
+        <w:ind w:left="2640" w:hanging="440"/>
+      </w:pPr>
+    </w:lvl>
+    <w:lvl w:ilvl="6" w:tplc="0409000F" w:tentative="1">
+      <w:start w:val="1"/>
+      <w:numFmt w:val="decimal"/>
+      <w:lvlText w:val="%7."/>
+      <w:lvlJc w:val="left"/>
+      <w:pPr>
+        <w:ind w:left="3080" w:hanging="440"/>
+      </w:pPr>
+    </w:lvl>
+    <w:lvl w:ilvl="7" w:tplc="04090017" w:tentative="1">
+      <w:start w:val="1"/>
+      <w:numFmt w:val="aiueoFullWidth"/>
+      <w:lvlText w:val="(%8)"/>
+      <w:lvlJc w:val="left"/>
+      <w:pPr>
+        <w:ind w:left="3520" w:hanging="440"/>
+      </w:pPr>
+    </w:lvl>
+    <w:lvl w:ilvl="8" w:tplc="04090011" w:tentative="1">
+      <w:start w:val="1"/>
+      <w:numFmt w:val="decimalEnclosedCircle"/>
+      <w:lvlText w:val="%9"/>
+      <w:lvlJc w:val="left"/>
+      <w:pPr>
+        <w:ind w:left="3960" w:hanging="440"/>
+      </w:pPr>
+    </w:lvl>
+  </w:abstractNum>
+  <w:abstractNum w:abstractNumId="1" w15:restartNumberingAfterBreak="0">
+    <w:nsid w:val="1A9E4422"/>
+    <w:multiLevelType w:val="hybridMultilevel"/>
+    <w:tmpl w:val="31088F0E"/>
+    <w:lvl w:ilvl="0" w:tplc="04090001">
+      <w:start w:val="1"/>
+      <w:numFmt w:val="bullet"/>
+      <w:lvlText w:val=""/>
+      <w:lvlJc w:val="left"/>
+      <w:pPr>
+        <w:ind w:left="440" w:hanging="440"/>
+      </w:pPr>
+      <w:rPr>
+        <w:rFonts w:ascii="Wingdings" w:hAnsi="Wingdings" w:hint="default"/>
+      </w:rPr>
+    </w:lvl>
+    <w:lvl w:ilvl="1" w:tplc="0409000B" w:tentative="1">
+      <w:start w:val="1"/>
+      <w:numFmt w:val="bullet"/>
+      <w:lvlText w:val=""/>
+      <w:lvlJc w:val="left"/>
+      <w:pPr>
+        <w:ind w:left="880" w:hanging="440"/>
+      </w:pPr>
+      <w:rPr>
+        <w:rFonts w:ascii="Wingdings" w:hAnsi="Wingdings" w:hint="default"/>
+      </w:rPr>
+    </w:lvl>
+    <w:lvl w:ilvl="2" w:tplc="0409000D" w:tentative="1">
+      <w:start w:val="1"/>
+      <w:numFmt w:val="bullet"/>
+      <w:lvlText w:val=""/>
+      <w:lvlJc w:val="left"/>
+      <w:pPr>
+        <w:ind w:left="1320" w:hanging="440"/>
+      </w:pPr>
+      <w:rPr>
+        <w:rFonts w:ascii="Wingdings" w:hAnsi="Wingdings" w:hint="default"/>
+      </w:rPr>
+    </w:lvl>
+    <w:lvl w:ilvl="3" w:tplc="04090001" w:tentative="1">
+      <w:start w:val="1"/>
+      <w:numFmt w:val="bullet"/>
+      <w:lvlText w:val=""/>
+      <w:lvlJc w:val="left"/>
+      <w:pPr>
+        <w:ind w:left="1760" w:hanging="440"/>
+      </w:pPr>
+      <w:rPr>
+        <w:rFonts w:ascii="Wingdings" w:hAnsi="Wingdings" w:hint="default"/>
+      </w:rPr>
+    </w:lvl>
+    <w:lvl w:ilvl="4" w:tplc="0409000B" w:tentative="1">
+      <w:start w:val="1"/>
+      <w:numFmt w:val="bullet"/>
+      <w:lvlText w:val=""/>
+      <w:lvlJc w:val="left"/>
+      <w:pPr>
+        <w:ind w:left="2200" w:hanging="440"/>
+      </w:pPr>
+      <w:rPr>
+        <w:rFonts w:ascii="Wingdings" w:hAnsi="Wingdings" w:hint="default"/>
+      </w:rPr>
+    </w:lvl>
+    <w:lvl w:ilvl="5" w:tplc="0409000D" w:tentative="1">
+      <w:start w:val="1"/>
+      <w:numFmt w:val="bullet"/>
+      <w:lvlText w:val=""/>
+      <w:lvlJc w:val="left"/>
+      <w:pPr>
+        <w:ind w:left="2640" w:hanging="440"/>
+      </w:pPr>
+      <w:rPr>
+        <w:rFonts w:ascii="Wingdings" w:hAnsi="Wingdings" w:hint="default"/>
+      </w:rPr>
+    </w:lvl>
+    <w:lvl w:ilvl="6" w:tplc="04090001" w:tentative="1">
+      <w:start w:val="1"/>
+      <w:numFmt w:val="bullet"/>
+      <w:lvlText w:val=""/>
+      <w:lvlJc w:val="left"/>
+      <w:pPr>
+        <w:ind w:left="3080" w:hanging="440"/>
+      </w:pPr>
+      <w:rPr>
+        <w:rFonts w:ascii="Wingdings" w:hAnsi="Wingdings" w:hint="default"/>
+      </w:rPr>
+    </w:lvl>
+    <w:lvl w:ilvl="7" w:tplc="0409000B" w:tentative="1">
+      <w:start w:val="1"/>
+      <w:numFmt w:val="bullet"/>
+      <w:lvlText w:val=""/>
+      <w:lvlJc w:val="left"/>
+      <w:pPr>
+        <w:ind w:left="3520" w:hanging="440"/>
+      </w:pPr>
+      <w:rPr>
+        <w:rFonts w:ascii="Wingdings" w:hAnsi="Wingdings" w:hint="default"/>
+      </w:rPr>
+    </w:lvl>
+    <w:lvl w:ilvl="8" w:tplc="0409000D" w:tentative="1">
+      <w:start w:val="1"/>
+      <w:numFmt w:val="bullet"/>
+      <w:lvlText w:val=""/>
+      <w:lvlJc w:val="left"/>
+      <w:pPr>
+        <w:ind w:left="3960" w:hanging="440"/>
+      </w:pPr>
+      <w:rPr>
+        <w:rFonts w:ascii="Wingdings" w:hAnsi="Wingdings" w:hint="default"/>
+      </w:rPr>
+    </w:lvl>
+  </w:abstractNum>
+  <w:abstractNum w:abstractNumId="2" w15:restartNumberingAfterBreak="0">
+    <w:nsid w:val="20A33EE5"/>
+    <w:multiLevelType w:val="hybridMultilevel"/>
+    <w:tmpl w:val="0DAA854A"/>
+    <w:lvl w:ilvl="0" w:tplc="0409000B">
+      <w:start w:val="1"/>
+      <w:numFmt w:val="bullet"/>
+      <w:lvlText w:val=""/>
+      <w:lvlJc w:val="left"/>
+      <w:pPr>
+        <w:ind w:left="880" w:hanging="440"/>
+      </w:pPr>
+      <w:rPr>
+        <w:rFonts w:ascii="Wingdings" w:hAnsi="Wingdings" w:hint="default"/>
+      </w:rPr>
+    </w:lvl>
+    <w:lvl w:ilvl="1" w:tplc="0409000B">
+      <w:start w:val="1"/>
+      <w:numFmt w:val="bullet"/>
+      <w:lvlText w:val=""/>
+      <w:lvlJc w:val="left"/>
+      <w:pPr>
+        <w:ind w:left="1320" w:hanging="440"/>
+      </w:pPr>
+      <w:rPr>
+        <w:rFonts w:ascii="Wingdings" w:hAnsi="Wingdings" w:hint="default"/>
+      </w:rPr>
+    </w:lvl>
+    <w:lvl w:ilvl="2" w:tplc="0409000D">
+      <w:start w:val="1"/>
+      <w:numFmt w:val="bullet"/>
+      <w:lvlText w:val=""/>
+      <w:lvlJc w:val="left"/>
+      <w:pPr>
+        <w:ind w:left="1760" w:hanging="440"/>
+      </w:pPr>
+      <w:rPr>
+        <w:rFonts w:ascii="Wingdings" w:hAnsi="Wingdings" w:hint="default"/>
+      </w:rPr>
+    </w:lvl>
+    <w:lvl w:ilvl="3" w:tplc="04090001" w:tentative="1">
+      <w:start w:val="1"/>
+      <w:numFmt w:val="bullet"/>
+      <w:lvlText w:val=""/>
+      <w:lvlJc w:val="left"/>
+      <w:pPr>
+        <w:ind w:left="2200" w:hanging="440"/>
+      </w:pPr>
+      <w:rPr>
+        <w:rFonts w:ascii="Wingdings" w:hAnsi="Wingdings" w:hint="default"/>
+      </w:rPr>
+    </w:lvl>
+    <w:lvl w:ilvl="4" w:tplc="0409000B" w:tentative="1">
+      <w:start w:val="1"/>
+      <w:numFmt w:val="bullet"/>
+      <w:lvlText w:val=""/>
+      <w:lvlJc w:val="left"/>
+      <w:pPr>
+        <w:ind w:left="2640" w:hanging="440"/>
+      </w:pPr>
+      <w:rPr>
+        <w:rFonts w:ascii="Wingdings" w:hAnsi="Wingdings" w:hint="default"/>
+      </w:rPr>
+    </w:lvl>
+    <w:lvl w:ilvl="5" w:tplc="0409000D" w:tentative="1">
+      <w:start w:val="1"/>
+      <w:numFmt w:val="bullet"/>
+      <w:lvlText w:val=""/>
+      <w:lvlJc w:val="left"/>
+      <w:pPr>
+        <w:ind w:left="3080" w:hanging="440"/>
+      </w:pPr>
+      <w:rPr>
+        <w:rFonts w:ascii="Wingdings" w:hAnsi="Wingdings" w:hint="default"/>
+      </w:rPr>
+    </w:lvl>
+    <w:lvl w:ilvl="6" w:tplc="04090001" w:tentative="1">
+      <w:start w:val="1"/>
+      <w:numFmt w:val="bullet"/>
+      <w:lvlText w:val=""/>
+      <w:lvlJc w:val="left"/>
+      <w:pPr>
+        <w:ind w:left="3520" w:hanging="440"/>
+      </w:pPr>
+      <w:rPr>
+        <w:rFonts w:ascii="Wingdings" w:hAnsi="Wingdings" w:hint="default"/>
+      </w:rPr>
+    </w:lvl>
+    <w:lvl w:ilvl="7" w:tplc="0409000B" w:tentative="1">
+      <w:start w:val="1"/>
+      <w:numFmt w:val="bullet"/>
+      <w:lvlText w:val=""/>
+      <w:lvlJc w:val="left"/>
+      <w:pPr>
+        <w:ind w:left="3960" w:hanging="440"/>
+      </w:pPr>
+      <w:rPr>
+        <w:rFonts w:ascii="Wingdings" w:hAnsi="Wingdings" w:hint="default"/>
+      </w:rPr>
+    </w:lvl>
+    <w:lvl w:ilvl="8" w:tplc="0409000D" w:tentative="1">
+      <w:start w:val="1"/>
+      <w:numFmt w:val="bullet"/>
+      <w:lvlText w:val=""/>
+      <w:lvlJc w:val="left"/>
+      <w:pPr>
+        <w:ind w:left="4400" w:hanging="440"/>
+      </w:pPr>
+      <w:rPr>
+        <w:rFonts w:ascii="Wingdings" w:hAnsi="Wingdings" w:hint="default"/>
+      </w:rPr>
+    </w:lvl>
+  </w:abstractNum>
+  <w:abstractNum w:abstractNumId="3" w15:restartNumberingAfterBreak="0">
+    <w:nsid w:val="27AE074F"/>
+    <w:multiLevelType w:val="hybridMultilevel"/>
+    <w:tmpl w:val="443077EA"/>
+    <w:lvl w:ilvl="0" w:tplc="FFFFFFFF">
+      <w:start w:val="1"/>
+      <w:numFmt w:val="bullet"/>
+      <w:lvlText w:val=""/>
+      <w:lvlJc w:val="left"/>
+      <w:pPr>
+        <w:ind w:left="880" w:hanging="440"/>
+      </w:pPr>
+      <w:rPr>
+        <w:rFonts w:ascii="Wingdings" w:hAnsi="Wingdings" w:hint="default"/>
+      </w:rPr>
+    </w:lvl>
+    <w:lvl w:ilvl="1" w:tplc="0409000D">
+      <w:start w:val="1"/>
+      <w:numFmt w:val="bullet"/>
+      <w:lvlText w:val=""/>
+      <w:lvlJc w:val="left"/>
+      <w:pPr>
+        <w:ind w:left="1320" w:hanging="440"/>
+      </w:pPr>
+      <w:rPr>
+        <w:rFonts w:ascii="Wingdings" w:hAnsi="Wingdings" w:hint="default"/>
+      </w:rPr>
+    </w:lvl>
+    <w:lvl w:ilvl="2" w:tplc="FFFFFFFF">
+      <w:start w:val="1"/>
+      <w:numFmt w:val="bullet"/>
+      <w:lvlText w:val=""/>
+      <w:lvlJc w:val="left"/>
+      <w:pPr>
+        <w:ind w:left="1760" w:hanging="440"/>
+      </w:pPr>
+      <w:rPr>
+        <w:rFonts w:ascii="Wingdings" w:hAnsi="Wingdings" w:hint="default"/>
+      </w:rPr>
+    </w:lvl>
+    <w:lvl w:ilvl="3" w:tplc="FFFFFFFF" w:tentative="1">
+      <w:start w:val="1"/>
+      <w:numFmt w:val="bullet"/>
+      <w:lvlText w:val=""/>
+      <w:lvlJc w:val="left"/>
+      <w:pPr>
+        <w:ind w:left="2200" w:hanging="440"/>
+      </w:pPr>
+      <w:rPr>
+        <w:rFonts w:ascii="Wingdings" w:hAnsi="Wingdings" w:hint="default"/>
+      </w:rPr>
+    </w:lvl>
+    <w:lvl w:ilvl="4" w:tplc="FFFFFFFF" w:tentative="1">
+      <w:start w:val="1"/>
+      <w:numFmt w:val="bullet"/>
+      <w:lvlText w:val=""/>
+      <w:lvlJc w:val="left"/>
+      <w:pPr>
+        <w:ind w:left="2640" w:hanging="440"/>
+      </w:pPr>
+      <w:rPr>
+        <w:rFonts w:ascii="Wingdings" w:hAnsi="Wingdings" w:hint="default"/>
+      </w:rPr>
+    </w:lvl>
+    <w:lvl w:ilvl="5" w:tplc="FFFFFFFF" w:tentative="1">
+      <w:start w:val="1"/>
+      <w:numFmt w:val="bullet"/>
+      <w:lvlText w:val=""/>
+      <w:lvlJc w:val="left"/>
+      <w:pPr>
+        <w:ind w:left="3080" w:hanging="440"/>
+      </w:pPr>
+      <w:rPr>
+        <w:rFonts w:ascii="Wingdings" w:hAnsi="Wingdings" w:hint="default"/>
+      </w:rPr>
+    </w:lvl>
+    <w:lvl w:ilvl="6" w:tplc="FFFFFFFF" w:tentative="1">
+      <w:start w:val="1"/>
+      <w:numFmt w:val="bullet"/>
+      <w:lvlText w:val=""/>
+      <w:lvlJc w:val="left"/>
+      <w:pPr>
+        <w:ind w:left="3520" w:hanging="440"/>
+      </w:pPr>
+      <w:rPr>
+        <w:rFonts w:ascii="Wingdings" w:hAnsi="Wingdings" w:hint="default"/>
+      </w:rPr>
+    </w:lvl>
+    <w:lvl w:ilvl="7" w:tplc="FFFFFFFF" w:tentative="1">
+      <w:start w:val="1"/>
+      <w:numFmt w:val="bullet"/>
+      <w:lvlText w:val=""/>
+      <w:lvlJc w:val="left"/>
+      <w:pPr>
+        <w:ind w:left="3960" w:hanging="440"/>
+      </w:pPr>
+      <w:rPr>
+        <w:rFonts w:ascii="Wingdings" w:hAnsi="Wingdings" w:hint="default"/>
+      </w:rPr>
+    </w:lvl>
+    <w:lvl w:ilvl="8" w:tplc="FFFFFFFF" w:tentative="1">
+      <w:start w:val="1"/>
+      <w:numFmt w:val="bullet"/>
+      <w:lvlText w:val=""/>
+      <w:lvlJc w:val="left"/>
+      <w:pPr>
+        <w:ind w:left="4400" w:hanging="440"/>
+      </w:pPr>
+      <w:rPr>
+        <w:rFonts w:ascii="Wingdings" w:hAnsi="Wingdings" w:hint="default"/>
+      </w:rPr>
+    </w:lvl>
+  </w:abstractNum>
+  <w:abstractNum w:abstractNumId="4" w15:restartNumberingAfterBreak="0">
+    <w:nsid w:val="2B0767F2"/>
+    <w:multiLevelType w:val="hybridMultilevel"/>
+    <w:tmpl w:val="0840CB8A"/>
+    <w:lvl w:ilvl="0" w:tplc="FFFFFFFF">
+      <w:start w:val="1"/>
+      <w:numFmt w:val="bullet"/>
+      <w:lvlText w:val=""/>
+      <w:lvlJc w:val="left"/>
+      <w:pPr>
+        <w:ind w:left="880" w:hanging="440"/>
+      </w:pPr>
+      <w:rPr>
+        <w:rFonts w:ascii="Wingdings" w:hAnsi="Wingdings" w:hint="default"/>
+      </w:rPr>
+    </w:lvl>
+    <w:lvl w:ilvl="1" w:tplc="0409000D">
+      <w:start w:val="1"/>
+      <w:numFmt w:val="bullet"/>
+      <w:lvlText w:val=""/>
+      <w:lvlJc w:val="left"/>
+      <w:pPr>
+        <w:ind w:left="1320" w:hanging="440"/>
+      </w:pPr>
+      <w:rPr>
+        <w:rFonts w:ascii="Wingdings" w:hAnsi="Wingdings" w:hint="default"/>
+      </w:rPr>
+    </w:lvl>
+    <w:lvl w:ilvl="2" w:tplc="FFFFFFFF">
+      <w:start w:val="1"/>
+      <w:numFmt w:val="bullet"/>
+      <w:lvlText w:val=""/>
+      <w:lvlJc w:val="left"/>
+      <w:pPr>
+        <w:ind w:left="1760" w:hanging="440"/>
+      </w:pPr>
+      <w:rPr>
+        <w:rFonts w:ascii="Wingdings" w:hAnsi="Wingdings" w:hint="default"/>
+      </w:rPr>
+    </w:lvl>
+    <w:lvl w:ilvl="3" w:tplc="FFFFFFFF" w:tentative="1">
+      <w:start w:val="1"/>
+      <w:numFmt w:val="bullet"/>
+      <w:lvlText w:val=""/>
+      <w:lvlJc w:val="left"/>
+      <w:pPr>
+        <w:ind w:left="2200" w:hanging="440"/>
+      </w:pPr>
+      <w:rPr>
+        <w:rFonts w:ascii="Wingdings" w:hAnsi="Wingdings" w:hint="default"/>
+      </w:rPr>
+    </w:lvl>
+    <w:lvl w:ilvl="4" w:tplc="FFFFFFFF" w:tentative="1">
+      <w:start w:val="1"/>
+      <w:numFmt w:val="bullet"/>
+      <w:lvlText w:val=""/>
+      <w:lvlJc w:val="left"/>
+      <w:pPr>
+        <w:ind w:left="2640" w:hanging="440"/>
+      </w:pPr>
+      <w:rPr>
+        <w:rFonts w:ascii="Wingdings" w:hAnsi="Wingdings" w:hint="default"/>
+      </w:rPr>
+    </w:lvl>
+    <w:lvl w:ilvl="5" w:tplc="FFFFFFFF" w:tentative="1">
+      <w:start w:val="1"/>
+      <w:numFmt w:val="bullet"/>
+      <w:lvlText w:val=""/>
+      <w:lvlJc w:val="left"/>
+      <w:pPr>
+        <w:ind w:left="3080" w:hanging="440"/>
+      </w:pPr>
+      <w:rPr>
+        <w:rFonts w:ascii="Wingdings" w:hAnsi="Wingdings" w:hint="default"/>
+      </w:rPr>
+    </w:lvl>
+    <w:lvl w:ilvl="6" w:tplc="FFFFFFFF" w:tentative="1">
+      <w:start w:val="1"/>
+      <w:numFmt w:val="bullet"/>
+      <w:lvlText w:val=""/>
+      <w:lvlJc w:val="left"/>
+      <w:pPr>
+        <w:ind w:left="3520" w:hanging="440"/>
+      </w:pPr>
+      <w:rPr>
+        <w:rFonts w:ascii="Wingdings" w:hAnsi="Wingdings" w:hint="default"/>
+      </w:rPr>
+    </w:lvl>
+    <w:lvl w:ilvl="7" w:tplc="FFFFFFFF" w:tentative="1">
+      <w:start w:val="1"/>
+      <w:numFmt w:val="bullet"/>
+      <w:lvlText w:val=""/>
+      <w:lvlJc w:val="left"/>
+      <w:pPr>
+        <w:ind w:left="3960" w:hanging="440"/>
+      </w:pPr>
+      <w:rPr>
+        <w:rFonts w:ascii="Wingdings" w:hAnsi="Wingdings" w:hint="default"/>
+      </w:rPr>
+    </w:lvl>
+    <w:lvl w:ilvl="8" w:tplc="FFFFFFFF" w:tentative="1">
+      <w:start w:val="1"/>
+      <w:numFmt w:val="bullet"/>
+      <w:lvlText w:val=""/>
+      <w:lvlJc w:val="left"/>
+      <w:pPr>
+        <w:ind w:left="4400" w:hanging="440"/>
+      </w:pPr>
+      <w:rPr>
+        <w:rFonts w:ascii="Wingdings" w:hAnsi="Wingdings" w:hint="default"/>
+      </w:rPr>
+    </w:lvl>
+  </w:abstractNum>
+  <w:abstractNum w:abstractNumId="5" w15:restartNumberingAfterBreak="0">
+    <w:nsid w:val="2E872D2E"/>
+    <w:multiLevelType w:val="hybridMultilevel"/>
+    <w:tmpl w:val="9AC622FC"/>
+    <w:lvl w:ilvl="0" w:tplc="AEAA2700">
+      <w:start w:val="1"/>
+      <w:numFmt w:val="decimal"/>
+      <w:lvlText w:val="%1."/>
+      <w:lvlJc w:val="left"/>
+      <w:pPr>
+        <w:ind w:left="360" w:hanging="360"/>
+      </w:pPr>
+      <w:rPr>
+        <w:rFonts w:hint="default"/>
+      </w:rPr>
+    </w:lvl>
+    <w:lvl w:ilvl="1" w:tplc="04090017" w:tentative="1">
+      <w:start w:val="1"/>
+      <w:numFmt w:val="aiueoFullWidth"/>
+      <w:lvlText w:val="(%2)"/>
+      <w:lvlJc w:val="left"/>
+      <w:pPr>
+        <w:ind w:left="880" w:hanging="440"/>
+      </w:pPr>
+    </w:lvl>
+    <w:lvl w:ilvl="2" w:tplc="04090011" w:tentative="1">
+      <w:start w:val="1"/>
+      <w:numFmt w:val="decimalEnclosedCircle"/>
+      <w:lvlText w:val="%3"/>
+      <w:lvlJc w:val="left"/>
+      <w:pPr>
+        <w:ind w:left="1320" w:hanging="440"/>
+      </w:pPr>
+    </w:lvl>
+    <w:lvl w:ilvl="3" w:tplc="0409000F" w:tentative="1">
+      <w:start w:val="1"/>
+      <w:numFmt w:val="decimal"/>
+      <w:lvlText w:val="%4."/>
+      <w:lvlJc w:val="left"/>
+      <w:pPr>
+        <w:ind w:left="1760" w:hanging="440"/>
+      </w:pPr>
+    </w:lvl>
+    <w:lvl w:ilvl="4" w:tplc="04090017" w:tentative="1">
+      <w:start w:val="1"/>
+      <w:numFmt w:val="aiueoFullWidth"/>
+      <w:lvlText w:val="(%5)"/>
+      <w:lvlJc w:val="left"/>
+      <w:pPr>
+        <w:ind w:left="2200" w:hanging="440"/>
+      </w:pPr>
+    </w:lvl>
+    <w:lvl w:ilvl="5" w:tplc="04090011" w:tentative="1">
+      <w:start w:val="1"/>
+      <w:numFmt w:val="decimalEnclosedCircle"/>
+      <w:lvlText w:val="%6"/>
+      <w:lvlJc w:val="left"/>
+      <w:pPr>
+        <w:ind w:left="2640" w:hanging="440"/>
+      </w:pPr>
+    </w:lvl>
+    <w:lvl w:ilvl="6" w:tplc="0409000F" w:tentative="1">
+      <w:start w:val="1"/>
+      <w:numFmt w:val="decimal"/>
+      <w:lvlText w:val="%7."/>
+      <w:lvlJc w:val="left"/>
+      <w:pPr>
+        <w:ind w:left="3080" w:hanging="440"/>
+      </w:pPr>
+    </w:lvl>
+    <w:lvl w:ilvl="7" w:tplc="04090017" w:tentative="1">
+      <w:start w:val="1"/>
+      <w:numFmt w:val="aiueoFullWidth"/>
+      <w:lvlText w:val="(%8)"/>
+      <w:lvlJc w:val="left"/>
+      <w:pPr>
+        <w:ind w:left="3520" w:hanging="440"/>
+      </w:pPr>
+    </w:lvl>
+    <w:lvl w:ilvl="8" w:tplc="04090011" w:tentative="1">
+      <w:start w:val="1"/>
+      <w:numFmt w:val="decimalEnclosedCircle"/>
+      <w:lvlText w:val="%9"/>
+      <w:lvlJc w:val="left"/>
+      <w:pPr>
+        <w:ind w:left="3960" w:hanging="440"/>
+      </w:pPr>
+    </w:lvl>
+  </w:abstractNum>
+  <w:abstractNum w:abstractNumId="6" w15:restartNumberingAfterBreak="0">
+    <w:nsid w:val="37404E1C"/>
+    <w:multiLevelType w:val="hybridMultilevel"/>
+    <w:tmpl w:val="B0CC31DC"/>
+    <w:lvl w:ilvl="0" w:tplc="04090001">
+      <w:start w:val="1"/>
+      <w:numFmt w:val="bullet"/>
+      <w:lvlText w:val=""/>
+      <w:lvlJc w:val="left"/>
+      <w:pPr>
+        <w:ind w:left="440" w:hanging="440"/>
+      </w:pPr>
+      <w:rPr>
+        <w:rFonts w:ascii="Wingdings" w:hAnsi="Wingdings" w:hint="default"/>
+      </w:rPr>
+    </w:lvl>
+    <w:lvl w:ilvl="1" w:tplc="0409000B" w:tentative="1">
+      <w:start w:val="1"/>
+      <w:numFmt w:val="bullet"/>
+      <w:lvlText w:val=""/>
+      <w:lvlJc w:val="left"/>
+      <w:pPr>
+        <w:ind w:left="880" w:hanging="440"/>
+      </w:pPr>
+      <w:rPr>
+        <w:rFonts w:ascii="Wingdings" w:hAnsi="Wingdings" w:hint="default"/>
+      </w:rPr>
+    </w:lvl>
+    <w:lvl w:ilvl="2" w:tplc="0409000D" w:tentative="1">
+      <w:start w:val="1"/>
+      <w:numFmt w:val="bullet"/>
+      <w:lvlText w:val=""/>
+      <w:lvlJc w:val="left"/>
+      <w:pPr>
+        <w:ind w:left="1320" w:hanging="440"/>
+      </w:pPr>
+      <w:rPr>
+        <w:rFonts w:ascii="Wingdings" w:hAnsi="Wingdings" w:hint="default"/>
+      </w:rPr>
+    </w:lvl>
+    <w:lvl w:ilvl="3" w:tplc="04090001" w:tentative="1">
+      <w:start w:val="1"/>
+      <w:numFmt w:val="bullet"/>
+      <w:lvlText w:val=""/>
+      <w:lvlJc w:val="left"/>
+      <w:pPr>
+        <w:ind w:left="1760" w:hanging="440"/>
+      </w:pPr>
+      <w:rPr>
+        <w:rFonts w:ascii="Wingdings" w:hAnsi="Wingdings" w:hint="default"/>
+      </w:rPr>
+    </w:lvl>
+    <w:lvl w:ilvl="4" w:tplc="0409000B" w:tentative="1">
+      <w:start w:val="1"/>
+      <w:numFmt w:val="bullet"/>
+      <w:lvlText w:val=""/>
+      <w:lvlJc w:val="left"/>
+      <w:pPr>
+        <w:ind w:left="2200" w:hanging="440"/>
+      </w:pPr>
+      <w:rPr>
+        <w:rFonts w:ascii="Wingdings" w:hAnsi="Wingdings" w:hint="default"/>
+      </w:rPr>
+    </w:lvl>
+    <w:lvl w:ilvl="5" w:tplc="0409000D" w:tentative="1">
+      <w:start w:val="1"/>
+      <w:numFmt w:val="bullet"/>
+      <w:lvlText w:val=""/>
+      <w:lvlJc w:val="left"/>
+      <w:pPr>
+        <w:ind w:left="2640" w:hanging="440"/>
+      </w:pPr>
+      <w:rPr>
+        <w:rFonts w:ascii="Wingdings" w:hAnsi="Wingdings" w:hint="default"/>
+      </w:rPr>
+    </w:lvl>
+    <w:lvl w:ilvl="6" w:tplc="04090001" w:tentative="1">
+      <w:start w:val="1"/>
+      <w:numFmt w:val="bullet"/>
+      <w:lvlText w:val=""/>
+      <w:lvlJc w:val="left"/>
+      <w:pPr>
+        <w:ind w:left="3080" w:hanging="440"/>
+      </w:pPr>
+      <w:rPr>
+        <w:rFonts w:ascii="Wingdings" w:hAnsi="Wingdings" w:hint="default"/>
+      </w:rPr>
+    </w:lvl>
+    <w:lvl w:ilvl="7" w:tplc="0409000B" w:tentative="1">
+      <w:start w:val="1"/>
+      <w:numFmt w:val="bullet"/>
+      <w:lvlText w:val=""/>
+      <w:lvlJc w:val="left"/>
+      <w:pPr>
+        <w:ind w:left="3520" w:hanging="440"/>
+      </w:pPr>
+      <w:rPr>
+        <w:rFonts w:ascii="Wingdings" w:hAnsi="Wingdings" w:hint="default"/>
+      </w:rPr>
+    </w:lvl>
+    <w:lvl w:ilvl="8" w:tplc="0409000D" w:tentative="1">
+      <w:start w:val="1"/>
+      <w:numFmt w:val="bullet"/>
+      <w:lvlText w:val=""/>
+      <w:lvlJc w:val="left"/>
+      <w:pPr>
+        <w:ind w:left="3960" w:hanging="440"/>
+      </w:pPr>
+      <w:rPr>
+        <w:rFonts w:ascii="Wingdings" w:hAnsi="Wingdings" w:hint="default"/>
+      </w:rPr>
+    </w:lvl>
+  </w:abstractNum>
+  <w:abstractNum w:abstractNumId="7" w15:restartNumberingAfterBreak="0">
+    <w:nsid w:val="52182C6B"/>
+    <w:multiLevelType w:val="hybridMultilevel"/>
+    <w:tmpl w:val="B088DE52"/>
+    <w:lvl w:ilvl="0" w:tplc="FFFFFFFF">
+      <w:start w:val="1"/>
+      <w:numFmt w:val="bullet"/>
+      <w:lvlText w:val=""/>
+      <w:lvlJc w:val="left"/>
+      <w:pPr>
+        <w:ind w:left="880" w:hanging="440"/>
+      </w:pPr>
+      <w:rPr>
+        <w:rFonts w:ascii="Wingdings" w:hAnsi="Wingdings" w:hint="default"/>
+      </w:rPr>
+    </w:lvl>
+    <w:lvl w:ilvl="1" w:tplc="0409000D">
+      <w:start w:val="1"/>
+      <w:numFmt w:val="bullet"/>
+      <w:lvlText w:val=""/>
+      <w:lvlJc w:val="left"/>
+      <w:pPr>
+        <w:ind w:left="1320" w:hanging="440"/>
+      </w:pPr>
+      <w:rPr>
+        <w:rFonts w:ascii="Wingdings" w:hAnsi="Wingdings" w:hint="default"/>
+      </w:rPr>
+    </w:lvl>
+    <w:lvl w:ilvl="2" w:tplc="FFFFFFFF">
+      <w:start w:val="1"/>
+      <w:numFmt w:val="bullet"/>
+      <w:lvlText w:val=""/>
+      <w:lvlJc w:val="left"/>
+      <w:pPr>
+        <w:ind w:left="1760" w:hanging="440"/>
+      </w:pPr>
+      <w:rPr>
+        <w:rFonts w:ascii="Wingdings" w:hAnsi="Wingdings" w:hint="default"/>
+      </w:rPr>
+    </w:lvl>
+    <w:lvl w:ilvl="3" w:tplc="FFFFFFFF" w:tentative="1">
+      <w:start w:val="1"/>
+      <w:numFmt w:val="bullet"/>
+      <w:lvlText w:val=""/>
+      <w:lvlJc w:val="left"/>
+      <w:pPr>
+        <w:ind w:left="2200" w:hanging="440"/>
+      </w:pPr>
+      <w:rPr>
+        <w:rFonts w:ascii="Wingdings" w:hAnsi="Wingdings" w:hint="default"/>
+      </w:rPr>
+    </w:lvl>
+    <w:lvl w:ilvl="4" w:tplc="FFFFFFFF" w:tentative="1">
+      <w:start w:val="1"/>
+      <w:numFmt w:val="bullet"/>
+      <w:lvlText w:val=""/>
+      <w:lvlJc w:val="left"/>
+      <w:pPr>
+        <w:ind w:left="2640" w:hanging="440"/>
+      </w:pPr>
+      <w:rPr>
+        <w:rFonts w:ascii="Wingdings" w:hAnsi="Wingdings" w:hint="default"/>
+      </w:rPr>
+    </w:lvl>
+    <w:lvl w:ilvl="5" w:tplc="FFFFFFFF" w:tentative="1">
+      <w:start w:val="1"/>
+      <w:numFmt w:val="bullet"/>
+      <w:lvlText w:val=""/>
+      <w:lvlJc w:val="left"/>
+      <w:pPr>
+        <w:ind w:left="3080" w:hanging="440"/>
+      </w:pPr>
+      <w:rPr>
+        <w:rFonts w:ascii="Wingdings" w:hAnsi="Wingdings" w:hint="default"/>
+      </w:rPr>
+    </w:lvl>
+    <w:lvl w:ilvl="6" w:tplc="FFFFFFFF" w:tentative="1">
+      <w:start w:val="1"/>
+      <w:numFmt w:val="bullet"/>
+      <w:lvlText w:val=""/>
+      <w:lvlJc w:val="left"/>
+      <w:pPr>
+        <w:ind w:left="3520" w:hanging="440"/>
+      </w:pPr>
+      <w:rPr>
+        <w:rFonts w:ascii="Wingdings" w:hAnsi="Wingdings" w:hint="default"/>
+      </w:rPr>
+    </w:lvl>
+    <w:lvl w:ilvl="7" w:tplc="FFFFFFFF" w:tentative="1">
+      <w:start w:val="1"/>
+      <w:numFmt w:val="bullet"/>
+      <w:lvlText w:val=""/>
+      <w:lvlJc w:val="left"/>
+      <w:pPr>
+        <w:ind w:left="3960" w:hanging="440"/>
+      </w:pPr>
+      <w:rPr>
+        <w:rFonts w:ascii="Wingdings" w:hAnsi="Wingdings" w:hint="default"/>
+      </w:rPr>
+    </w:lvl>
+    <w:lvl w:ilvl="8" w:tplc="FFFFFFFF" w:tentative="1">
+      <w:start w:val="1"/>
+      <w:numFmt w:val="bullet"/>
+      <w:lvlText w:val=""/>
+      <w:lvlJc w:val="left"/>
+      <w:pPr>
+        <w:ind w:left="4400" w:hanging="440"/>
+      </w:pPr>
+      <w:rPr>
+        <w:rFonts w:ascii="Wingdings" w:hAnsi="Wingdings" w:hint="default"/>
+      </w:rPr>
+    </w:lvl>
+  </w:abstractNum>
+  <w:abstractNum w:abstractNumId="8" w15:restartNumberingAfterBreak="0">
+    <w:nsid w:val="6A285081"/>
+    <w:multiLevelType w:val="hybridMultilevel"/>
+    <w:tmpl w:val="D542EC52"/>
+    <w:lvl w:ilvl="0" w:tplc="96C47682">
+      <w:start w:val="1"/>
+      <w:numFmt w:val="decimal"/>
+      <w:lvlText w:val="%1."/>
+      <w:lvlJc w:val="left"/>
+      <w:pPr>
+        <w:ind w:left="360" w:hanging="360"/>
+      </w:pPr>
+      <w:rPr>
+        <w:rFonts w:hint="default"/>
+      </w:rPr>
+    </w:lvl>
+    <w:lvl w:ilvl="1" w:tplc="04090017" w:tentative="1">
+      <w:start w:val="1"/>
+      <w:numFmt w:val="aiueoFullWidth"/>
+      <w:lvlText w:val="(%2)"/>
+      <w:lvlJc w:val="left"/>
+      <w:pPr>
+        <w:ind w:left="880" w:hanging="440"/>
+      </w:pPr>
+    </w:lvl>
+    <w:lvl w:ilvl="2" w:tplc="04090011" w:tentative="1">
+      <w:start w:val="1"/>
+      <w:numFmt w:val="decimalEnclosedCircle"/>
+      <w:lvlText w:val="%3"/>
+      <w:lvlJc w:val="left"/>
+      <w:pPr>
+        <w:ind w:left="1320" w:hanging="440"/>
+      </w:pPr>
+    </w:lvl>
+    <w:lvl w:ilvl="3" w:tplc="0409000F" w:tentative="1">
+      <w:start w:val="1"/>
+      <w:numFmt w:val="decimal"/>
+      <w:lvlText w:val="%4."/>
+      <w:lvlJc w:val="left"/>
+      <w:pPr>
+        <w:ind w:left="1760" w:hanging="440"/>
+      </w:pPr>
+    </w:lvl>
+    <w:lvl w:ilvl="4" w:tplc="04090017" w:tentative="1">
+      <w:start w:val="1"/>
+      <w:numFmt w:val="aiueoFullWidth"/>
+      <w:lvlText w:val="(%5)"/>
+      <w:lvlJc w:val="left"/>
+      <w:pPr>
+        <w:ind w:left="2200" w:hanging="440"/>
+      </w:pPr>
+    </w:lvl>
+    <w:lvl w:ilvl="5" w:tplc="04090011" w:tentative="1">
+      <w:start w:val="1"/>
+      <w:numFmt w:val="decimalEnclosedCircle"/>
+      <w:lvlText w:val="%6"/>
+      <w:lvlJc w:val="left"/>
+      <w:pPr>
+        <w:ind w:left="2640" w:hanging="440"/>
+      </w:pPr>
+    </w:lvl>
+    <w:lvl w:ilvl="6" w:tplc="0409000F" w:tentative="1">
+      <w:start w:val="1"/>
+      <w:numFmt w:val="decimal"/>
+      <w:lvlText w:val="%7."/>
+      <w:lvlJc w:val="left"/>
+      <w:pPr>
+        <w:ind w:left="3080" w:hanging="440"/>
+      </w:pPr>
+    </w:lvl>
+    <w:lvl w:ilvl="7" w:tplc="04090017" w:tentative="1">
+      <w:start w:val="1"/>
+      <w:numFmt w:val="aiueoFullWidth"/>
+      <w:lvlText w:val="(%8)"/>
+      <w:lvlJc w:val="left"/>
+      <w:pPr>
+        <w:ind w:left="3520" w:hanging="440"/>
+      </w:pPr>
+    </w:lvl>
+    <w:lvl w:ilvl="8" w:tplc="04090011" w:tentative="1">
+      <w:start w:val="1"/>
+      <w:numFmt w:val="decimalEnclosedCircle"/>
+      <w:lvlText w:val="%9"/>
+      <w:lvlJc w:val="left"/>
+      <w:pPr>
+        <w:ind w:left="3960" w:hanging="440"/>
+      </w:pPr>
+    </w:lvl>
+  </w:abstractNum>
+  <w:abstractNum w:abstractNumId="9" w15:restartNumberingAfterBreak="0">
+    <w:nsid w:val="6D9C573B"/>
+    <w:multiLevelType w:val="hybridMultilevel"/>
+    <w:tmpl w:val="28DCC886"/>
+    <w:lvl w:ilvl="0" w:tplc="4F8052C8">
+      <w:start w:val="1"/>
+      <w:numFmt w:val="decimal"/>
+      <w:lvlText w:val="%1."/>
+      <w:lvlJc w:val="left"/>
+      <w:pPr>
+        <w:ind w:left="360" w:hanging="360"/>
+      </w:pPr>
+      <w:rPr>
+        <w:rFonts w:hint="default"/>
+      </w:rPr>
+    </w:lvl>
+    <w:lvl w:ilvl="1" w:tplc="04090017" w:tentative="1">
+      <w:start w:val="1"/>
+      <w:numFmt w:val="aiueoFullWidth"/>
+      <w:lvlText w:val="(%2)"/>
+      <w:lvlJc w:val="left"/>
+      <w:pPr>
+        <w:ind w:left="880" w:hanging="440"/>
+      </w:pPr>
+    </w:lvl>
+    <w:lvl w:ilvl="2" w:tplc="04090011" w:tentative="1">
+      <w:start w:val="1"/>
+      <w:numFmt w:val="decimalEnclosedCircle"/>
+      <w:lvlText w:val="%3"/>
+      <w:lvlJc w:val="left"/>
+      <w:pPr>
+        <w:ind w:left="1320" w:hanging="440"/>
+      </w:pPr>
+    </w:lvl>
+    <w:lvl w:ilvl="3" w:tplc="0409000F" w:tentative="1">
+      <w:start w:val="1"/>
+      <w:numFmt w:val="decimal"/>
+      <w:lvlText w:val="%4."/>
+      <w:lvlJc w:val="left"/>
+      <w:pPr>
+        <w:ind w:left="1760" w:hanging="440"/>
+      </w:pPr>
+    </w:lvl>
+    <w:lvl w:ilvl="4" w:tplc="04090017" w:tentative="1">
+      <w:start w:val="1"/>
+      <w:numFmt w:val="aiueoFullWidth"/>
+      <w:lvlText w:val="(%5)"/>
+      <w:lvlJc w:val="left"/>
+      <w:pPr>
+        <w:ind w:left="2200" w:hanging="440"/>
+      </w:pPr>
+    </w:lvl>
+    <w:lvl w:ilvl="5" w:tplc="04090011" w:tentative="1">
+      <w:start w:val="1"/>
+      <w:numFmt w:val="decimalEnclosedCircle"/>
+      <w:lvlText w:val="%6"/>
+      <w:lvlJc w:val="left"/>
+      <w:pPr>
+        <w:ind w:left="2640" w:hanging="440"/>
+      </w:pPr>
+    </w:lvl>
+    <w:lvl w:ilvl="6" w:tplc="0409000F" w:tentative="1">
+      <w:start w:val="1"/>
+      <w:numFmt w:val="decimal"/>
+      <w:lvlText w:val="%7."/>
+      <w:lvlJc w:val="left"/>
+      <w:pPr>
+        <w:ind w:left="3080" w:hanging="440"/>
+      </w:pPr>
+    </w:lvl>
+    <w:lvl w:ilvl="7" w:tplc="04090017" w:tentative="1">
+      <w:start w:val="1"/>
+      <w:numFmt w:val="aiueoFullWidth"/>
+      <w:lvlText w:val="(%8)"/>
+      <w:lvlJc w:val="left"/>
+      <w:pPr>
+        <w:ind w:left="3520" w:hanging="440"/>
+      </w:pPr>
+    </w:lvl>
+    <w:lvl w:ilvl="8" w:tplc="04090011" w:tentative="1">
+      <w:start w:val="1"/>
+      <w:numFmt w:val="decimalEnclosedCircle"/>
+      <w:lvlText w:val="%9"/>
+      <w:lvlJc w:val="left"/>
+      <w:pPr>
+        <w:ind w:left="3960" w:hanging="440"/>
+      </w:pPr>
+    </w:lvl>
+  </w:abstractNum>
+  <w:num w:numId="1" w16cid:durableId="2112434927">
+    <w:abstractNumId w:val="9"/>
+  </w:num>
+  <w:num w:numId="2" w16cid:durableId="8070374">
+    <w:abstractNumId w:val="5"/>
+  </w:num>
+  <w:num w:numId="3" w16cid:durableId="1999528000">
+    <w:abstractNumId w:val="8"/>
+  </w:num>
+  <w:num w:numId="4" w16cid:durableId="599459768">
+    <w:abstractNumId w:val="0"/>
+  </w:num>
+  <w:num w:numId="5" w16cid:durableId="1748530918">
+    <w:abstractNumId w:val="6"/>
+  </w:num>
+  <w:num w:numId="6" w16cid:durableId="737554238">
+    <w:abstractNumId w:val="2"/>
+  </w:num>
+  <w:num w:numId="7" w16cid:durableId="408116076">
+    <w:abstractNumId w:val="1"/>
+  </w:num>
+  <w:num w:numId="8" w16cid:durableId="330068162">
+    <w:abstractNumId w:val="3"/>
+  </w:num>
+  <w:num w:numId="9" w16cid:durableId="22678201">
+    <w:abstractNumId w:val="4"/>
+  </w:num>
+  <w:num w:numId="10" w16cid:durableId="1320189432">
+    <w:abstractNumId w:val="7"/>
+  </w:num>
+</w:numbering>
 </file>
 
 <file path=word/styles.xml><?xml version="1.0" encoding="utf-8"?>
